--- a/zeugnis/Arbeitszeugnis_Stefan_Oliver_Maier.docx
+++ b/zeugnis/Arbeitszeugnis_Stefan_Oliver_Maier.docx
@@ -385,7 +385,7 @@
           <w:sz w:val="22"/>
           <w:szCs w:val="22"/>
         </w:rPr>
-        <w:t xml:space="preserve">Herr Maier verfügte über ein außergewöhnlich fundiertes und breites Fachwissen auf dem Gebiet der maschenbildenden Verfahren, das er in der täglichen Praxis stets sicher und zielgerichtet einsetzte. Seine ausgeprägte Produkt-, Markt- und Branchenkenntnis, insbesondere in der Kettenwirk- und Nähwirktechnik, machte ihn zu einem gefragten Ansprechpartner für Kunden, Vertriebspartner und Fachbereiche gleichermaßen. Neue technische und marktseitige Entwicklungen verfolgte er aufmerksam und erweiterte sein Wissen kontinuierlich aus eigenem Antrieb.</w:t>
+        <w:t xml:space="preserve">Herr Maier verfügte über ein außergewöhnlich fundiertes und breites Fachwissen auf dem Gebiet der maschenbildenden Verfahren, das er in der täglichen Praxis stets sicher und zielgerichtet einsetzte. Seine ausgeprägte Produkt-, Markt- und Branchenkenntnis, insbesondere in der Kettenwirk- und Nähwirktechnik – in der bis zu 10.000 Nadeln gleichzeitig im Eingriff stehen und in ihrer Gleichmäßigkeit exakt mit den übrigen Wirkelementen harmonieren müssen –, machte ihn zu einem gefragten Ansprechpartner für Kunden, Vertriebspartner und Fachbereiche gleichermaßen. Neue technische und marktseitige Entwicklungen verfolgte er aufmerksam und erweiterte sein Wissen kontinuierlich aus eigenem Antrieb.</w:t>
       </w:r>
     </w:p>
     <w:p>
@@ -441,62 +441,21 @@
           <w:sz w:val="22"/>
           <w:szCs w:val="22"/>
         </w:rPr>
-        <w:t xml:space="preserve">Eine herausragende Leistung erbrachte Herr Maier bei der Integration der SAXONIA TEXTILE PARTS GmbH in die KERN-LIEBERS TEXTILE GMBH, deren vertriebsseitige Steuerung er maßgeblich verantwortete. Er entschied über die Fortführung des Produktportfolios am neuen Standort, stimmte die zur Absicherung der Lieferfähigkeit erforderlichen Sicherheitsbestände ab und verantwortete die Überführung sämtlicher Kundenbeziehungen und Stammdaten in die Strukturen und Systeme (SAP) der aufnehmenden Gesellschaft. Darüber hinaus stellte er durch die Schulung der Mitarbeitenden am Standort Schramberg den vollständigen Transfer des Produkt- und Prozesswissens sicher. Die Verlagerung verlief ohne Beeinträchtigung der Liefertreue gegenüber unseren Kunden. </w:t>
-      </w:r>
-      <w:r>
-        <w:rPr>
-          <w:rFonts w:ascii="Arial" w:cs="Arial" w:eastAsia="Arial" w:hAnsi="Arial"/>
-          <w:b/>
-          <w:bCs/>
-          <w:color w:val="C00000"/>
-          <w:sz w:val="22"/>
-          <w:szCs w:val="22"/>
-        </w:rPr>
-        <w:t xml:space="preserve">[Satz nur, wenn zutreffend]</w:t>
-      </w:r>
-    </w:p>
-    <w:p>
-      <w:pPr>
-        <w:spacing w:after="240" w:line="276"/>
-        <w:jc w:val="both"/>
-      </w:pPr>
-      <w:r>
-        <w:rPr>
-          <w:rFonts w:ascii="Arial" w:cs="Arial" w:eastAsia="Arial" w:hAnsi="Arial"/>
-          <w:sz w:val="22"/>
-          <w:szCs w:val="22"/>
-        </w:rPr>
-        <w:t xml:space="preserve">Besonders hervorzuheben ist ferner, dass es Herrn Maier gelang, das Geschäft außerhalb des OEM-Kanals nachhaltig auszubauen und dadurch die Abhängigkeit von einzelnen Großkunden spürbar zu verringern. </w:t>
-      </w:r>
-      <w:r>
-        <w:rPr>
-          <w:rFonts w:ascii="Arial" w:cs="Arial" w:eastAsia="Arial" w:hAnsi="Arial"/>
-          <w:b/>
-          <w:bCs/>
-          <w:color w:val="C00000"/>
-          <w:sz w:val="22"/>
-          <w:szCs w:val="22"/>
-        </w:rPr>
-        <w:t xml:space="preserve">[Zahl ergänzen]</w:t>
-      </w:r>
-      <w:r>
-        <w:rPr>
-          <w:rFonts w:ascii="Arial" w:cs="Arial" w:eastAsia="Arial" w:hAnsi="Arial"/>
-          <w:sz w:val="22"/>
-          <w:szCs w:val="22"/>
-        </w:rPr>
-        <w:t xml:space="preserve"> Darüber hinaus erschloss er unserem Unternehmen den Zugang zu neu aufkommenden Textilmaschinenherstellern in Asien und baute dort tragfähige Geschäftsbeziehungen auf – ein Erfolg, der angesichts der in diesen Märkten ausgeprägten Lieferantenpräferenzen besondere Anerkennung verdient. </w:t>
-      </w:r>
-      <w:r>
-        <w:rPr>
-          <w:rFonts w:ascii="Arial" w:cs="Arial" w:eastAsia="Arial" w:hAnsi="Arial"/>
-          <w:b/>
-          <w:bCs/>
-          <w:color w:val="C00000"/>
-          <w:sz w:val="22"/>
-          <w:szCs w:val="22"/>
-        </w:rPr>
-        <w:t xml:space="preserve">[Zahl ergänzen]</w:t>
+        <w:t xml:space="preserve">Eine herausragende Leistung erbrachte Herr Maier bei der Integration der SAXONIA TEXTILE PARTS GmbH in die KERN-LIEBERS TEXTILE GMBH, deren vertriebsseitige Steuerung er maßgeblich verantwortete. Er entschied über die Fortführung des Produktportfolios am neuen Standort, stimmte die zur Absicherung der Lieferfähigkeit erforderlichen Sicherheitsbestände ab und verantwortete die Überführung sämtlicher Kundenbeziehungen und Stammdaten in die Strukturen und Systeme (SAP) der aufnehmenden Gesellschaft. Darüber hinaus stellte er durch die Schulung der Mitarbeitenden am Standort Schramberg den vollständigen Transfer des Produkt- und Prozesswissens sicher. Durch seine vorausschauende Planung der Fertigungs- und Bevorratungsmengen trug er maßgeblich dazu bei, dass die Lieferfähigkeit gegenüber unseren Kunden während der gesamten Verlagerung gesichert blieb.</w:t>
+      </w:r>
+    </w:p>
+    <w:p>
+      <w:pPr>
+        <w:spacing w:after="240" w:line="276"/>
+        <w:jc w:val="both"/>
+      </w:pPr>
+      <w:r>
+        <w:rPr>
+          <w:rFonts w:ascii="Arial" w:cs="Arial" w:eastAsia="Arial" w:hAnsi="Arial"/>
+          <w:sz w:val="22"/>
+          <w:szCs w:val="22"/>
+        </w:rPr>
+        <w:t xml:space="preserve">Besonders hervorzuheben ist ferner, dass es Herrn Maier gelang, den Umsatzanteil außerhalb des OEM-Kanals von rund 10 % auf rund 40 % zu steigern und damit die Abhängigkeit von einzelnen Großkunden deutlich zu verringern. Maßgeblich hierfür war der gezielte Ausbau des Endkundengeschäfts, insbesondere in China, der zugleich den Zugang zu den dortigen Textilmaschinenherstellern eröffnete: Den Kundenkreis in diesem Segment erweiterte Herr Maier von einem – dem Marktführer – auf sieben Hersteller. Dieser Erfolg ist angesichts der in diesen Märkten ausgeprägten Lieferantenpräferenzen bemerkenswert; er beruhte maßgeblich auf der genauen Kenntnis der markt- und anwendungsseitigen Anforderungen sowie der technischen Eigenschaften unserer Produkte, die Herr Maier in die Gespräche einbrachte.</w:t>
       </w:r>
     </w:p>
     <w:p>
@@ -557,12 +516,7 @@
     </w:p>
     <w:p>
       <w:pPr>
-        <w:spacing w:after="360"/>
-      </w:pPr>
-    </w:p>
-    <w:p>
-      <w:pPr>
-        <w:spacing w:after="360"/>
+        <w:spacing w:after="360" w:before="480"/>
       </w:pPr>
       <w:r>
         <w:rPr>

--- a/zeugnis/Arbeitszeugnis_Stefan_Oliver_Maier.docx
+++ b/zeugnis/Arbeitszeugnis_Stefan_Oliver_Maier.docx
@@ -456,6 +456,20 @@
           <w:szCs w:val="22"/>
         </w:rPr>
         <w:t xml:space="preserve">Besonders hervorzuheben ist ferner, dass es Herrn Maier gelang, den Umsatzanteil außerhalb des OEM-Kanals von rund 10 % auf rund 40 % zu steigern und damit die Abhängigkeit von einzelnen Großkunden deutlich zu verringern. Maßgeblich hierfür war der gezielte Ausbau des Endkundengeschäfts, insbesondere in China, der zugleich den Zugang zu den dortigen Textilmaschinenherstellern eröffnete: Den Kundenkreis in diesem Segment erweiterte Herr Maier von einem – dem Marktführer – auf sieben Hersteller. Dieser Erfolg ist angesichts der in diesen Märkten ausgeprägten Lieferantenpräferenzen bemerkenswert; er beruhte maßgeblich auf der genauen Kenntnis der markt- und anwendungsseitigen Anforderungen sowie der technischen Eigenschaften unserer Produkte, die Herr Maier in die Gespräche einbrachte.</w:t>
+      </w:r>
+    </w:p>
+    <w:p>
+      <w:pPr>
+        <w:spacing w:after="240" w:line="276"/>
+        <w:jc w:val="both"/>
+      </w:pPr>
+      <w:r>
+        <w:rPr>
+          <w:rFonts w:ascii="Arial" w:cs="Arial" w:eastAsia="Arial" w:hAnsi="Arial"/>
+          <w:sz w:val="22"/>
+          <w:szCs w:val="22"/>
+        </w:rPr>
+        <w:t xml:space="preserve">Über sein Tagesgeschäft hinaus brachte sich Herr Maier in mehreren bereichsübergreifenden Projekten ein. Er baute die Zusammenarbeit mit einem führenden Textilmaschinenhersteller zu einer strategischen Kooperation aus [DETAIL OEM-KOOPERATION]. Ferner initiierte und konzipierte er eine eigene CRM-Anwendung, mit der Kundenbedürfnisse systematisch erfasst und für die Vertriebs- und Produktplanung nutzbar gemacht werden [DETAIL CRM]. Darüber hinaus unterstützte er maßgeblich den Aufbau des neuen B2B-Portals mit integriertem Onlineshop und Händlerfunktion [DETAIL PORTAL].</w:t>
       </w:r>
     </w:p>
     <w:p>

--- a/zeugnis/Arbeitszeugnis_Stefan_Oliver_Maier.docx
+++ b/zeugnis/Arbeitszeugnis_Stefan_Oliver_Maier.docx
@@ -469,7 +469,49 @@
           <w:sz w:val="22"/>
           <w:szCs w:val="22"/>
         </w:rPr>
-        <w:t xml:space="preserve">Über sein Tagesgeschäft hinaus brachte sich Herr Maier in mehreren bereichsübergreifenden Projekten ein. Er baute die Zusammenarbeit mit einem führenden Textilmaschinenhersteller zu einer strategischen Kooperation aus [DETAIL OEM-KOOPERATION]. Ferner initiierte und konzipierte er eine eigene CRM-Anwendung, mit der Kundenbedürfnisse systematisch erfasst und für die Vertriebs- und Produktplanung nutzbar gemacht werden [DETAIL CRM]. Darüber hinaus unterstützte er maßgeblich den Aufbau des neuen B2B-Portals mit integriertem Onlineshop und Händlerfunktion [DETAIL PORTAL].</w:t>
+        <w:t xml:space="preserve">Über sein Tagesgeschäft hinaus brachte sich Herr Maier in mehreren bereichsübergreifenden Projekten ein.</w:t>
+      </w:r>
+    </w:p>
+    <w:p>
+      <w:pPr>
+        <w:spacing w:after="240" w:line="276"/>
+        <w:jc w:val="both"/>
+      </w:pPr>
+      <w:r>
+        <w:rPr>
+          <w:rFonts w:ascii="Arial" w:cs="Arial" w:eastAsia="Arial" w:hAnsi="Arial"/>
+          <w:sz w:val="22"/>
+          <w:szCs w:val="22"/>
+        </w:rPr>
+        <w:t xml:space="preserve">Mit dem marktführenden Textilmaschinenhersteller baute er die bestehende Geschäftsbeziehung zu einer strategischen Partnerschaft aus, die in einem Kooperationsvertrag, einer engen technischen Zusammenarbeit sowie in gemeinsam finanzierten Produktionsanlagen an unserem Standort mündete. Diese Partnerschaft sicherte das Geschäft langfristig ab, führte zu zusätzlichem Umsatz und festigte unsere technische Marktführerschaft.</w:t>
+      </w:r>
+    </w:p>
+    <w:p>
+      <w:pPr>
+        <w:spacing w:after="240" w:line="276"/>
+        <w:jc w:val="both"/>
+      </w:pPr>
+      <w:r>
+        <w:rPr>
+          <w:rFonts w:ascii="Arial" w:cs="Arial" w:eastAsia="Arial" w:hAnsi="Arial"/>
+          <w:sz w:val="22"/>
+          <w:szCs w:val="22"/>
+        </w:rPr>
+        <w:t xml:space="preserve">Da sich das konzernweit vorgegebene CRM-System nicht auf die besonderen Anforderungen unseres Geschäfts zuschneiden ließ, konzipierte und realisierte Herr Maier auf Basis von Microsoft Power Apps eine eigene Vertriebsanwendung. Sie führt Kundenstammdaten, den Maschinenpark unserer Kunden, die Bewertung der Kundenqualität, Wettbewerbsinformationen sowie Besuchsberichte und Vertriebsaktivitäten in einem Werkzeug zusammen und ermöglicht es so, Bedarfe und Potenziale systematisch abzuleiten. Auch unsere Handelspartner band er in die Pflege der Daten und die Bearbeitung von Leads ein. Damit schuf er ohne nennenswerte Investitionen eine passgenaue Lösung, die heute eine wesentliche Grundlage der Vertriebs- und Absatzplanung bildet.</w:t>
+      </w:r>
+    </w:p>
+    <w:p>
+      <w:pPr>
+        <w:spacing w:after="240" w:line="276"/>
+        <w:jc w:val="both"/>
+      </w:pPr>
+      <w:r>
+        <w:rPr>
+          <w:rFonts w:ascii="Arial" w:cs="Arial" w:eastAsia="Arial" w:hAnsi="Arial"/>
+          <w:sz w:val="22"/>
+          <w:szCs w:val="22"/>
+        </w:rPr>
+        <w:t xml:space="preserve">Darüber hinaus unterstützte er maßgeblich den Aufbau des neuen B2B-Portals mit integriertem Onlineshop und Händlerfunktion. [DETAIL PORTAL]</w:t>
       </w:r>
     </w:p>
     <w:p>

--- a/zeugnis/Arbeitszeugnis_Stefan_Oliver_Maier.docx
+++ b/zeugnis/Arbeitszeugnis_Stefan_Oliver_Maier.docx
@@ -366,6 +366,25 @@
           <w:sz w:val="22"/>
           <w:szCs w:val="22"/>
         </w:rPr>
+        <w:t xml:space="preserve">die Verantwortung für die weltweite Ausgestaltung der Customer-Service-Prozesse in sämtlichen Niederlassungen der Firmengruppe,</w:t>
+      </w:r>
+    </w:p>
+    <w:p>
+      <w:pPr>
+        <w:pStyle w:val="ListParagraph"/>
+        <w:numPr>
+          <w:ilvl w:val="0"/>
+          <w:numId w:val="2"/>
+        </w:numPr>
+        <w:spacing w:after="80" w:line="276"/>
+        <w:jc w:val="both"/>
+      </w:pPr>
+      <w:r>
+        <w:rPr>
+          <w:rFonts w:ascii="Arial" w:cs="Arial" w:eastAsia="Arial" w:hAnsi="Arial"/>
+          <w:sz w:val="22"/>
+          <w:szCs w:val="22"/>
+        </w:rPr>
         <w:t xml:space="preserve">die Leitung und Koordination der gesamten Absatz- und Jahresplanung der Division Textile.</w:t>
       </w:r>
     </w:p>
@@ -483,6 +502,20 @@
           <w:sz w:val="22"/>
           <w:szCs w:val="22"/>
         </w:rPr>
+        <w:t xml:space="preserve">Die weltweite Vereinheitlichung der Customer-Service-Prozesse in sämtlichen Niederlassungen unserer Firmengruppe führte er als eigenständiges Projekt erfolgreich zum Abschluss. Die Abläufe folgen seither einem einheitlichen Standard.</w:t>
+      </w:r>
+    </w:p>
+    <w:p>
+      <w:pPr>
+        <w:spacing w:after="240" w:line="276"/>
+        <w:jc w:val="both"/>
+      </w:pPr>
+      <w:r>
+        <w:rPr>
+          <w:rFonts w:ascii="Arial" w:cs="Arial" w:eastAsia="Arial" w:hAnsi="Arial"/>
+          <w:sz w:val="22"/>
+          <w:szCs w:val="22"/>
+        </w:rPr>
         <w:t xml:space="preserve">Mit dem marktführenden Textilmaschinenhersteller baute er die bestehende Geschäftsbeziehung zu einer strategischen Partnerschaft aus, die in einem Kooperationsvertrag, einer engen technischen Zusammenarbeit sowie in gemeinsam finanzierten Produktionsanlagen an unserem Standort mündete. Diese Partnerschaft sicherte das Geschäft langfristig ab, führte zu zusätzlichem Umsatz und festigte unsere technische Marktführerschaft.</w:t>
       </w:r>
     </w:p>
@@ -497,21 +530,21 @@
           <w:sz w:val="22"/>
           <w:szCs w:val="22"/>
         </w:rPr>
-        <w:t xml:space="preserve">Da sich das konzernweit vorgegebene CRM-System nicht auf die besonderen Anforderungen unseres Geschäfts zuschneiden ließ, konzipierte und realisierte Herr Maier auf Basis von Microsoft Power Apps eine eigene Vertriebsanwendung. Sie führt Kundenstammdaten, den Maschinenpark unserer Kunden, die Bewertung der Kundenqualität, Wettbewerbsinformationen sowie Besuchsberichte und Vertriebsaktivitäten in einem Werkzeug zusammen und ermöglicht es so, Bedarfe und Potenziale systematisch abzuleiten. Auch unsere Handelspartner band er in die Pflege der Daten und die Bearbeitung von Leads ein. Damit schuf er ohne nennenswerte Investitionen eine passgenaue Lösung, die heute eine wesentliche Grundlage der Vertriebs- und Absatzplanung bildet.</w:t>
-      </w:r>
-    </w:p>
-    <w:p>
-      <w:pPr>
-        <w:spacing w:after="240" w:line="276"/>
-        <w:jc w:val="both"/>
-      </w:pPr>
-      <w:r>
-        <w:rPr>
-          <w:rFonts w:ascii="Arial" w:cs="Arial" w:eastAsia="Arial" w:hAnsi="Arial"/>
-          <w:sz w:val="22"/>
-          <w:szCs w:val="22"/>
-        </w:rPr>
-        <w:t xml:space="preserve">Darüber hinaus unterstützte er maßgeblich den Aufbau des neuen B2B-Portals mit integriertem Onlineshop und Händlerfunktion. [DETAIL PORTAL]</w:t>
+        <w:t xml:space="preserve">Da sich das konzernweit vorgegebene CRM-System nicht auf die besonderen Anforderungen unseres Geschäfts zuschneiden ließ, initiierte Herr Maier eine eigene Vertriebsanwendung auf Basis von Microsoft Power Apps und verantwortete deren fachliche Konzeption; die technische Umsetzung erfolgte durch unsere IT auf Grundlage der von ihm erarbeiteten Anforderungen. Die Anwendung führt Kundenstammdaten, den Maschinenpark unserer Kunden, die Bewertung der Kundenqualität, Wettbewerbsinformationen sowie Besuchsberichte und Vertriebsaktivitäten in einem Werkzeug zusammen und ermöglicht es so, Bedarfe und Potenziale systematisch abzuleiten. Auch unsere Handelspartner band er in die Pflege der Daten und die Bearbeitung von Leads ein. Die Anwendung ist zwischenzeitlich ausgerollt und steht unseren Vertriebsmitarbeitenden mobil auf Tablets zur Verfügung; sie schuf damit ohne nennenswerte Investitionen eine passgenaue Grundlage für die Vertriebs- und Absatzplanung.</w:t>
+      </w:r>
+    </w:p>
+    <w:p>
+      <w:pPr>
+        <w:spacing w:after="240" w:line="276"/>
+        <w:jc w:val="both"/>
+      </w:pPr>
+      <w:r>
+        <w:rPr>
+          <w:rFonts w:ascii="Arial" w:cs="Arial" w:eastAsia="Arial" w:hAnsi="Arial"/>
+          <w:sz w:val="22"/>
+          <w:szCs w:val="22"/>
+        </w:rPr>
+        <w:t xml:space="preserve">Am Aufbau des neuen B2B-Portals mit integriertem Onlineshop und Händlerfunktion wirkte Herr Maier von Beginn an maßgeblich mit. Er begleitete die Anbieterauswahl, war an der Erstellung des Lastenhefts beteiligt und brachte sich intensiv in die Detailfragen der Umsetzung und der Anpassung an unsere Prozesse ein. Seine langjährige Kundenerfahrung, seine vertriebliche Expertise und seine genaue Kenntnis unserer SAP-Systeme waren dabei eine wesentliche Grundlage für tragfähige Entscheidungen.</w:t>
       </w:r>
     </w:p>
     <w:p>

--- a/zeugnis/Arbeitszeugnis_Stefan_Oliver_Maier.docx
+++ b/zeugnis/Arbeitszeugnis_Stefan_Oliver_Maier.docx
@@ -119,7 +119,7 @@
           <w:sz w:val="22"/>
           <w:szCs w:val="22"/>
         </w:rPr>
-        <w:t xml:space="preserve">die weltweite Umsatzverantwortung für den Produktbereich Kettenwirken mit einem Umsatzvolumen von bis zu 27 Mio. Euro jährlich,</w:t>
+        <w:t xml:space="preserve">die weltweite Umsatz- und Deckungsbeitragsverantwortung für den Produktbereich Kettenwirken mit einem Umsatzvolumen von bis zu 27 Mio. Euro jährlich einschließlich der Kalkulation sowie der Festlegung und Sicherstellung der Zielmargen,</w:t>
       </w:r>
     </w:p>
     <w:p>

--- a/zeugnis/Arbeitszeugnis_Stefan_Oliver_Maier.docx
+++ b/zeugnis/Arbeitszeugnis_Stefan_Oliver_Maier.docx
@@ -119,7 +119,7 @@
           <w:sz w:val="22"/>
           <w:szCs w:val="22"/>
         </w:rPr>
-        <w:t xml:space="preserve">die weltweite Umsatz- und Deckungsbeitragsverantwortung für den Produktbereich Kettenwirken mit einem Umsatzvolumen von bis zu 27 Mio. Euro jährlich einschließlich der Kalkulation sowie der Festlegung und Sicherstellung der Zielmargen,</w:t>
+        <w:t xml:space="preserve">die weltweite Umsatz- und Ergebnisverantwortung für den als eigenständiges Profit Center geführten Produktbereich Kettenwirken mit einem Umsatzvolumen von bis zu 27 Mio. Euro jährlich einschließlich der Kalkulation sowie der Festlegung und Sicherstellung der Zielmargen,</w:t>
       </w:r>
     </w:p>
     <w:p>

--- a/zeugnis/Arbeitszeugnis_Stefan_Oliver_Maier.docx
+++ b/zeugnis/Arbeitszeugnis_Stefan_Oliver_Maier.docx
@@ -176,7 +176,7 @@
           <w:sz w:val="22"/>
           <w:szCs w:val="22"/>
         </w:rPr>
-        <w:t xml:space="preserve">die Betreuung und Weiterentwicklung der Schlüsselkunden einschließlich der Verhandlung von Preisen, Konditionen und Rahmenverträgen,</w:t>
+        <w:t xml:space="preserve">die Betreuung und Weiterentwicklung der Schlüsselkunden einschließlich der Verhandlung von Preisen, Konditionen und Rahmenverträgen sowie der Freigabe der Angebote für diese Kunden,</w:t>
       </w:r>
     </w:p>
     <w:p>
@@ -290,6 +290,44 @@
           <w:sz w:val="22"/>
           <w:szCs w:val="22"/>
         </w:rPr>
+        <w:t xml:space="preserve">die technische und vertriebliche Schulung der Mitarbeitenden unserer Niederlassungen sowie unserer Landesvertretungen und Handelspartner einschließlich der Einarbeitung neuer Vertriebsmitarbeitender,</w:t>
+      </w:r>
+    </w:p>
+    <w:p>
+      <w:pPr>
+        <w:pStyle w:val="ListParagraph"/>
+        <w:numPr>
+          <w:ilvl w:val="0"/>
+          <w:numId w:val="2"/>
+        </w:numPr>
+        <w:spacing w:after="80" w:line="276"/>
+        <w:jc w:val="both"/>
+      </w:pPr>
+      <w:r>
+        <w:rPr>
+          <w:rFonts w:ascii="Arial" w:cs="Arial" w:eastAsia="Arial" w:hAnsi="Arial"/>
+          <w:sz w:val="22"/>
+          <w:szCs w:val="22"/>
+        </w:rPr>
+        <w:t xml:space="preserve">die Bewertung von Kundenanforderungen und deren Einsteuerung in die Produktentwicklung,</w:t>
+      </w:r>
+    </w:p>
+    <w:p>
+      <w:pPr>
+        <w:pStyle w:val="ListParagraph"/>
+        <w:numPr>
+          <w:ilvl w:val="0"/>
+          <w:numId w:val="2"/>
+        </w:numPr>
+        <w:spacing w:after="80" w:line="276"/>
+        <w:jc w:val="both"/>
+      </w:pPr>
+      <w:r>
+        <w:rPr>
+          <w:rFonts w:ascii="Arial" w:cs="Arial" w:eastAsia="Arial" w:hAnsi="Arial"/>
+          <w:sz w:val="22"/>
+          <w:szCs w:val="22"/>
+        </w:rPr>
         <w:t xml:space="preserve">die Repräsentation des Unternehmens auf internationalen Fachmessen und bei Kunden weltweit.</w:t>
       </w:r>
     </w:p>
@@ -446,7 +484,7 @@
           <w:sz w:val="22"/>
           <w:szCs w:val="22"/>
         </w:rPr>
-        <w:t xml:space="preserve">Als Führungskraft überzeugte Herr Maier durch einen kooperativen und zugleich zielorientierten Führungsstil. Er informierte seine Mitarbeitenden umfassend, delegierte Aufgaben und Verantwortung sachgerecht und förderte die fachliche wie persönliche Entwicklung seines Teams nachhaltig. Die von ihm geführten Mitarbeitenden – auch über Standorte und Ländergrenzen hinweg – schätzten ihn als verlässliche, motivierende und jederzeit ansprechbare Führungspersönlichkeit. Sein Verantwortungsbereich war stets hervorragend organisiert.</w:t>
+        <w:t xml:space="preserve">Als Führungskraft überzeugte Herr Maier durch einen kooperativen und zugleich zielorientierten Führungsstil. Er informierte seine Mitarbeitenden umfassend, delegierte Aufgaben und Verantwortung sachgerecht und förderte die fachliche wie persönliche Entwicklung seines Teams nachhaltig. Die von ihm geführten Mitarbeitenden – auch über Standorte und Ländergrenzen hinweg – schätzten ihn als verlässliche, motivierende und jederzeit ansprechbare Führungspersönlichkeit. Sein Verantwortungsbereich war stets hervorragend organisiert. Auch über seinen eigenen Bereich hinaus war er bei schwierigen Entscheidungen ein verlässlicher Ansprechpartner für seine Kolleginnen und Kollegen, dessen Rat und Urteil im gesamten Unternehmen geschätzt wurden.</w:t>
       </w:r>
     </w:p>
     <w:p>
@@ -474,7 +512,7 @@
           <w:sz w:val="22"/>
           <w:szCs w:val="22"/>
         </w:rPr>
-        <w:t xml:space="preserve">Besonders hervorzuheben ist ferner, dass es Herrn Maier gelang, den Umsatzanteil außerhalb des OEM-Kanals von rund 10 % auf rund 40 % zu steigern und damit die Abhängigkeit von einzelnen Großkunden deutlich zu verringern. Maßgeblich hierfür war der gezielte Ausbau des Endkundengeschäfts, insbesondere in China, der zugleich den Zugang zu den dortigen Textilmaschinenherstellern eröffnete: Den Kundenkreis in diesem Segment erweiterte Herr Maier von einem – dem Marktführer – auf sieben Hersteller. Dieser Erfolg ist angesichts der in diesen Märkten ausgeprägten Lieferantenpräferenzen bemerkenswert; er beruhte maßgeblich auf der genauen Kenntnis der markt- und anwendungsseitigen Anforderungen sowie der technischen Eigenschaften unserer Produkte, die Herr Maier in die Gespräche einbrachte.</w:t>
+        <w:t xml:space="preserve">Besonders hervorzuheben ist ferner, dass es Herrn Maier gelang, den Umsatzanteil außerhalb des OEM-Kanals von rund 10 % auf rund 40 % zu steigern und damit die Abhängigkeit von einzelnen Großkunden deutlich zu verringern. Maßgeblich hierfür war der gezielte Ausbau des Endkundengeschäfts, insbesondere in China, der zugleich den Zugang zu den dortigen Textilmaschinenherstellern eröffnete: Den Kundenkreis in diesem Segment erweiterte Herr Maier von einem – dem Marktführer – auf sieben Hersteller. Dieser Erfolg ist angesichts der in diesen Märkten ausgeprägten Lieferantenpräferenzen bemerkenswert; er beruhte maßgeblich auf der genauen Kenntnis der markt- und anwendungsseitigen Anforderungen sowie der technischen Eigenschaften unserer Produkte, die Herr Maier in die Gespräche einbrachte. Neukunden gewann er darüber hinaus in den Vereinigten Staaten, in Brasilien, Japan, Indien und in Europa. In einem von erheblichen Kostensteigerungen geprägten Marktumfeld setzte er zudem die notwendigen Preisanpassungen konsequent durch – auch gegenüber unserem umsatzstärksten Kunden – und sicherte damit die Ertragskraft seines Bereichs nachhaltig ab.</w:t>
       </w:r>
     </w:p>
     <w:p>

--- a/zeugnis/Arbeitszeugnis_Stefan_Oliver_Maier.docx
+++ b/zeugnis/Arbeitszeugnis_Stefan_Oliver_Maier.docx
@@ -30,63 +30,35 @@
           <w:sz w:val="22"/>
           <w:szCs w:val="22"/>
         </w:rPr>
-        <w:t xml:space="preserve">Herr Stefan Oliver Maier, geboren am 27. Januar 1976 in Tübingen, war vom 1. April 2018 bis zum 31. Dezember 2026 in der Kern-Liebers Firmengruppe beschäftigt.</w:t>
-      </w:r>
-    </w:p>
-    <w:p>
-      <w:pPr>
-        <w:spacing w:after="240" w:line="276"/>
-        <w:jc w:val="both"/>
-      </w:pPr>
-      <w:r>
-        <w:rPr>
-          <w:rFonts w:ascii="Arial" w:cs="Arial" w:eastAsia="Arial" w:hAnsi="Arial"/>
-          <w:sz w:val="22"/>
-          <w:szCs w:val="22"/>
-        </w:rPr>
-        <w:t xml:space="preserve">Zum 1. April 2018 trat er als Director Sales Warp in die SAXONIA TEXTILE PARTS GmbH, Göppingen, ein. Im Zuge der Integration dieser Gesellschaft in die KERN-LIEBERS TEXTILE GMBH, Schramberg, ging sein Arbeitsverhältnis zum 1. Mai 2022 unter Anrechnung seiner bisherigen Betriebszugehörigkeit auf unser Unternehmen über; seine Funktion als Director Sales Warp führte er dabei unverändert fort.</w:t>
-      </w:r>
-    </w:p>
-    <w:p>
-      <w:pPr>
-        <w:spacing w:after="240" w:line="276"/>
-        <w:jc w:val="both"/>
-      </w:pPr>
-      <w:r>
-        <w:rPr>
-          <w:rFonts w:ascii="Arial" w:cs="Arial" w:eastAsia="Arial" w:hAnsi="Arial"/>
-          <w:sz w:val="22"/>
-          <w:szCs w:val="22"/>
-        </w:rPr>
-        <w:t xml:space="preserve">Die KERN-LIEBERS TEXTILE GMBH bildet mit rund 700 Mitarbeitenden die Division Textile der weltweit tätigen Kern-Liebers Firmengruppe, die insgesamt rund 7.000 Mitarbeitende beschäftigt. Das Unternehmen entwickelt und fertigt Präzisionsbauteile für maschenbildende Verfahren der Stoffherstellung, insbesondere für die Strick- und Wirktechnik, und beliefert Maschinenhersteller und Textilproduzenten weltweit.</w:t>
-      </w:r>
-    </w:p>
-    <w:p>
-      <w:pPr>
-        <w:spacing w:after="240" w:line="276"/>
-        <w:jc w:val="both"/>
-      </w:pPr>
-      <w:r>
-        <w:rPr>
-          <w:rFonts w:ascii="Arial" w:cs="Arial" w:eastAsia="Arial" w:hAnsi="Arial"/>
-          <w:sz w:val="22"/>
-          <w:szCs w:val="22"/>
-        </w:rPr>
-        <w:t xml:space="preserve">Vom 1. April 2018 bis zum 31. Januar 2025 verantwortete Herr Maier als Director Sales Warp den weltweiten Vertrieb des Produktbereichs Kettenwirken (Warp) einschließlich Absatz- und Umsatzplanung, Budgetverantwortung und Forecasting. Ebenfalls seit April 2018 verantwortete er den Vertrieb der Tochtergesellschaft Naplafa, die im Jahr 2021 in unser Unternehmen integriert wurde.</w:t>
-      </w:r>
-    </w:p>
-    <w:p>
-      <w:pPr>
-        <w:spacing w:after="240" w:line="276"/>
-        <w:jc w:val="both"/>
-      </w:pPr>
-      <w:r>
-        <w:rPr>
-          <w:rFonts w:ascii="Arial" w:cs="Arial" w:eastAsia="Arial" w:hAnsi="Arial"/>
-          <w:sz w:val="22"/>
-          <w:szCs w:val="22"/>
-        </w:rPr>
-        <w:t xml:space="preserve">Zum 1. Februar 2025 wurde ihm zusätzlich die Verantwortung für den Customer Service (Vertriebsinnendienst) sowie – nunmehr auch organisatorisch ausgewiesen – für das Produktmanagement des Produktbereichs Warp übertragen. Zugleich übernahm er die Leitung und Koordination der gesamten Absatz- und Jahresplanung der Division Textile. In dieser erweiterten Funktion als Director Customer Service und Produktmanager Warp berichtete er unmittelbar an den Vice President Sales. Er führte ein Team von sieben Mitarbeitenden disziplinarisch und steuerte darüber hinaus fachlich die Vertriebsmitarbeitenden der Niederlassungen unserer Firmengruppe in den USA, in Indien und in China. Die übrigen Märkte betreute er über ein weltweites Netz aus Landesvertretungen und Handelspartnern, das er auswählte, steuerte und weiterentwickelte.</w:t>
+        <w:t xml:space="preserve">Herr Stefan Oliver Maier, geboren am 27. Januar 1976 in Tübingen, war vom 1. April 2018 bis zum 31. Dezember 2026 in der Kern-Liebers Firmengruppe beschäftigt. Zum 1. April 2018 trat er als Director Sales Warp in die SAXONIA TEXTILE PARTS GmbH, Göppingen, ein; im Zuge der Integration dieser Gesellschaft ging sein Arbeitsverhältnis zum 1. Mai 2022 unter Anrechnung seiner bisherigen Betriebszugehörigkeit auf die KERN-LIEBERS TEXTILE GMBH, Schramberg, über, wobei er seine Funktion unverändert fortführte.</w:t>
+      </w:r>
+    </w:p>
+    <w:p>
+      <w:pPr>
+        <w:spacing w:after="240" w:line="276"/>
+        <w:jc w:val="both"/>
+      </w:pPr>
+      <w:r>
+        <w:rPr>
+          <w:rFonts w:ascii="Arial" w:cs="Arial" w:eastAsia="Arial" w:hAnsi="Arial"/>
+          <w:sz w:val="22"/>
+          <w:szCs w:val="22"/>
+        </w:rPr>
+        <w:t xml:space="preserve">Die KERN-LIEBERS TEXTILE GMBH bildet mit rund 700 Mitarbeitenden die Division Textile der weltweit tätigen Kern-Liebers Firmengruppe, die insgesamt rund 7.000 Mitarbeitende beschäftigt. Sie entwickelt und fertigt Präzisionsbauteile für maschenbildende Verfahren der Stoffherstellung, insbesondere für die Strick- und Wirktechnik.</w:t>
+      </w:r>
+    </w:p>
+    <w:p>
+      <w:pPr>
+        <w:spacing w:after="240" w:line="276"/>
+        <w:jc w:val="both"/>
+      </w:pPr>
+      <w:r>
+        <w:rPr>
+          <w:rFonts w:ascii="Arial" w:cs="Arial" w:eastAsia="Arial" w:hAnsi="Arial"/>
+          <w:sz w:val="22"/>
+          <w:szCs w:val="22"/>
+        </w:rPr>
+        <w:t xml:space="preserve">Bis zum 31. Januar 2025 verantwortete Herr Maier als Director Sales Warp den weltweiten Vertrieb des Produktbereichs Kettenwirken (Warp) sowie – ebenfalls seit April 2018 – den Vertrieb der im Jahr 2021 integrierten Tochtergesellschaft Naplafa. Zum 1. Februar 2025 wurde ihm zusätzlich die Verantwortung für den Customer Service (Vertriebsinnendienst) sowie – nunmehr auch organisatorisch ausgewiesen – für das Produktmanagement des Bereichs Warp übertragen; zugleich übernahm er die Leitung der gesamten Absatz- und Jahresplanung der Division Textile. In dieser erweiterten Funktion als Director Customer Service und Produktmanager Warp berichtete er unmittelbar an den Vice President Sales, führte ein Team von sieben Mitarbeitenden disziplinarisch und steuerte fachlich die Vertriebsmitarbeitenden unserer Niederlassungen in den USA, in Indien und in China. Die übrigen Märkte betreute er über ein weltweites Netz aus Landesvertretungen und Handelspartnern, das er auswählte, steuerte und weiterentwickelte.</w:t>
       </w:r>
     </w:p>
     <w:p>
@@ -119,216 +91,178 @@
           <w:sz w:val="22"/>
           <w:szCs w:val="22"/>
         </w:rPr>
-        <w:t xml:space="preserve">die weltweite Umsatz- und Ergebnisverantwortung für den als eigenständiges Profit Center geführten Produktbereich Kettenwirken mit einem Umsatzvolumen von bis zu 27 Mio. Euro jährlich einschließlich der Kalkulation sowie der Festlegung und Sicherstellung der Zielmargen,</w:t>
-      </w:r>
-    </w:p>
-    <w:p>
-      <w:pPr>
-        <w:pStyle w:val="ListParagraph"/>
-        <w:numPr>
-          <w:ilvl w:val="0"/>
-          <w:numId w:val="2"/>
-        </w:numPr>
-        <w:spacing w:after="80" w:line="276"/>
-        <w:jc w:val="both"/>
-      </w:pPr>
-      <w:r>
-        <w:rPr>
-          <w:rFonts w:ascii="Arial" w:cs="Arial" w:eastAsia="Arial" w:hAnsi="Arial"/>
-          <w:sz w:val="22"/>
-          <w:szCs w:val="22"/>
-        </w:rPr>
-        <w:t xml:space="preserve">die Entwicklung und Umsetzung der Vertriebsstrategie für die Kundensegmente Textilmaschinenhersteller (OEM), Textilproduzenten sowie Hersteller technischer Textilien,</w:t>
-      </w:r>
-    </w:p>
-    <w:p>
-      <w:pPr>
-        <w:pStyle w:val="ListParagraph"/>
-        <w:numPr>
-          <w:ilvl w:val="0"/>
-          <w:numId w:val="2"/>
-        </w:numPr>
-        <w:spacing w:after="80" w:line="276"/>
-        <w:jc w:val="both"/>
-      </w:pPr>
-      <w:r>
-        <w:rPr>
-          <w:rFonts w:ascii="Arial" w:cs="Arial" w:eastAsia="Arial" w:hAnsi="Arial"/>
-          <w:sz w:val="22"/>
-          <w:szCs w:val="22"/>
-        </w:rPr>
-        <w:t xml:space="preserve">das Produktmanagement für den Produktbereich Warp,</w:t>
-      </w:r>
-    </w:p>
-    <w:p>
-      <w:pPr>
-        <w:pStyle w:val="ListParagraph"/>
-        <w:numPr>
-          <w:ilvl w:val="0"/>
-          <w:numId w:val="2"/>
-        </w:numPr>
-        <w:spacing w:after="80" w:line="276"/>
-        <w:jc w:val="both"/>
-      </w:pPr>
-      <w:r>
-        <w:rPr>
-          <w:rFonts w:ascii="Arial" w:cs="Arial" w:eastAsia="Arial" w:hAnsi="Arial"/>
-          <w:sz w:val="22"/>
-          <w:szCs w:val="22"/>
-        </w:rPr>
-        <w:t xml:space="preserve">die Betreuung und Weiterentwicklung der Schlüsselkunden einschließlich der Verhandlung von Preisen, Konditionen und Rahmenverträgen sowie der Freigabe der Angebote für diese Kunden,</w:t>
-      </w:r>
-    </w:p>
-    <w:p>
-      <w:pPr>
-        <w:pStyle w:val="ListParagraph"/>
-        <w:numPr>
-          <w:ilvl w:val="0"/>
-          <w:numId w:val="2"/>
-        </w:numPr>
-        <w:spacing w:after="80" w:line="276"/>
-        <w:jc w:val="both"/>
-      </w:pPr>
-      <w:r>
-        <w:rPr>
-          <w:rFonts w:ascii="Arial" w:cs="Arial" w:eastAsia="Arial" w:hAnsi="Arial"/>
-          <w:sz w:val="22"/>
-          <w:szCs w:val="22"/>
-        </w:rPr>
-        <w:t xml:space="preserve">der Aufbau, die Steuerung und die Weiterentwicklung des internationalen Vertriebsnetzes aus Niederlassungen, Landesvertretungen und Handelspartnern,</w:t>
-      </w:r>
-    </w:p>
-    <w:p>
-      <w:pPr>
-        <w:pStyle w:val="ListParagraph"/>
-        <w:numPr>
-          <w:ilvl w:val="0"/>
-          <w:numId w:val="2"/>
-        </w:numPr>
-        <w:spacing w:after="80" w:line="276"/>
-        <w:jc w:val="both"/>
-      </w:pPr>
-      <w:r>
-        <w:rPr>
-          <w:rFonts w:ascii="Arial" w:cs="Arial" w:eastAsia="Arial" w:hAnsi="Arial"/>
-          <w:sz w:val="22"/>
-          <w:szCs w:val="22"/>
-        </w:rPr>
-        <w:t xml:space="preserve">die Leitung des Vertriebs der Tochtergesellschaft Naplafa mit Präzisionsteilen für Maschinen zur Herstellung technischer Vliesstoffe (Nähwirktechnik/Malimo),</w:t>
-      </w:r>
-    </w:p>
-    <w:p>
-      <w:pPr>
-        <w:pStyle w:val="ListParagraph"/>
-        <w:numPr>
-          <w:ilvl w:val="0"/>
-          <w:numId w:val="2"/>
-        </w:numPr>
-        <w:spacing w:after="80" w:line="276"/>
-        <w:jc w:val="both"/>
-      </w:pPr>
-      <w:r>
-        <w:rPr>
-          <w:rFonts w:ascii="Arial" w:cs="Arial" w:eastAsia="Arial" w:hAnsi="Arial"/>
-          <w:sz w:val="22"/>
-          <w:szCs w:val="22"/>
-        </w:rPr>
-        <w:t xml:space="preserve">die Verantwortung für die Jahresplanung des Produktbereichs Wirk für sämtliche Gesellschaften der Division Textile,</w:t>
-      </w:r>
-    </w:p>
-    <w:p>
-      <w:pPr>
-        <w:pStyle w:val="ListParagraph"/>
-        <w:numPr>
-          <w:ilvl w:val="0"/>
-          <w:numId w:val="2"/>
-        </w:numPr>
-        <w:spacing w:after="80" w:line="276"/>
-        <w:jc w:val="both"/>
-      </w:pPr>
-      <w:r>
-        <w:rPr>
-          <w:rFonts w:ascii="Arial" w:cs="Arial" w:eastAsia="Arial" w:hAnsi="Arial"/>
-          <w:sz w:val="22"/>
-          <w:szCs w:val="22"/>
-        </w:rPr>
-        <w:t xml:space="preserve">die Absatz-, Umsatz- und Budgetplanung einschließlich Forecasting sowie das regelmäßige Reporting an die Geschäftsleitung,</w:t>
-      </w:r>
-    </w:p>
-    <w:p>
-      <w:pPr>
-        <w:pStyle w:val="ListParagraph"/>
-        <w:numPr>
-          <w:ilvl w:val="0"/>
-          <w:numId w:val="2"/>
-        </w:numPr>
-        <w:spacing w:after="80" w:line="276"/>
-        <w:jc w:val="both"/>
-      </w:pPr>
-      <w:r>
-        <w:rPr>
-          <w:rFonts w:ascii="Arial" w:cs="Arial" w:eastAsia="Arial" w:hAnsi="Arial"/>
-          <w:sz w:val="22"/>
-          <w:szCs w:val="22"/>
-        </w:rPr>
-        <w:t xml:space="preserve">die Analyse von Markt- und Wettbewerbsentwicklungen sowie die Ableitung daraus resultierender Vertriebs- und Preisstrategien,</w:t>
-      </w:r>
-    </w:p>
-    <w:p>
-      <w:pPr>
-        <w:pStyle w:val="ListParagraph"/>
-        <w:numPr>
-          <w:ilvl w:val="0"/>
-          <w:numId w:val="2"/>
-        </w:numPr>
-        <w:spacing w:after="80" w:line="276"/>
-        <w:jc w:val="both"/>
-      </w:pPr>
-      <w:r>
-        <w:rPr>
-          <w:rFonts w:ascii="Arial" w:cs="Arial" w:eastAsia="Arial" w:hAnsi="Arial"/>
-          <w:sz w:val="22"/>
-          <w:szCs w:val="22"/>
-        </w:rPr>
-        <w:t xml:space="preserve">die technische und vertriebliche Schulung der Mitarbeitenden unserer Niederlassungen sowie unserer Landesvertretungen und Handelspartner einschließlich der Einarbeitung neuer Vertriebsmitarbeitender,</w:t>
-      </w:r>
-    </w:p>
-    <w:p>
-      <w:pPr>
-        <w:pStyle w:val="ListParagraph"/>
-        <w:numPr>
-          <w:ilvl w:val="0"/>
-          <w:numId w:val="2"/>
-        </w:numPr>
-        <w:spacing w:after="80" w:line="276"/>
-        <w:jc w:val="both"/>
-      </w:pPr>
-      <w:r>
-        <w:rPr>
-          <w:rFonts w:ascii="Arial" w:cs="Arial" w:eastAsia="Arial" w:hAnsi="Arial"/>
-          <w:sz w:val="22"/>
-          <w:szCs w:val="22"/>
-        </w:rPr>
-        <w:t xml:space="preserve">die Bewertung von Kundenanforderungen und deren Einsteuerung in die Produktentwicklung,</w:t>
-      </w:r>
-    </w:p>
-    <w:p>
-      <w:pPr>
-        <w:pStyle w:val="ListParagraph"/>
-        <w:numPr>
-          <w:ilvl w:val="0"/>
-          <w:numId w:val="2"/>
-        </w:numPr>
-        <w:spacing w:after="80" w:line="276"/>
-        <w:jc w:val="both"/>
-      </w:pPr>
-      <w:r>
-        <w:rPr>
-          <w:rFonts w:ascii="Arial" w:cs="Arial" w:eastAsia="Arial" w:hAnsi="Arial"/>
-          <w:sz w:val="22"/>
-          <w:szCs w:val="22"/>
-        </w:rPr>
-        <w:t xml:space="preserve">die Repräsentation des Unternehmens auf internationalen Fachmessen und bei Kunden weltweit.</w:t>
+        <w:t xml:space="preserve">die weltweite Umsatz- und Ergebnisverantwortung für den als eigenständiges Profit Center geführten Produktbereich Kettenwirken mit einem Umsatzvolumen von bis zu 27 Mio. Euro jährlich einschließlich Kalkulation und Festlegung der Zielmargen,</w:t>
+      </w:r>
+    </w:p>
+    <w:p>
+      <w:pPr>
+        <w:pStyle w:val="ListParagraph"/>
+        <w:numPr>
+          <w:ilvl w:val="0"/>
+          <w:numId w:val="2"/>
+        </w:numPr>
+        <w:spacing w:after="80" w:line="276"/>
+        <w:jc w:val="both"/>
+      </w:pPr>
+      <w:r>
+        <w:rPr>
+          <w:rFonts w:ascii="Arial" w:cs="Arial" w:eastAsia="Arial" w:hAnsi="Arial"/>
+          <w:sz w:val="22"/>
+          <w:szCs w:val="22"/>
+        </w:rPr>
+        <w:t xml:space="preserve">die Entwicklung und Umsetzung der Vertriebsstrategie für die Kundensegmente Textilmaschinenhersteller (OEM), Textilproduzenten und Hersteller technischer Textilien auf Basis fortlaufender Markt- und Wettbewerbsanalysen,</w:t>
+      </w:r>
+    </w:p>
+    <w:p>
+      <w:pPr>
+        <w:pStyle w:val="ListParagraph"/>
+        <w:numPr>
+          <w:ilvl w:val="0"/>
+          <w:numId w:val="2"/>
+        </w:numPr>
+        <w:spacing w:after="80" w:line="276"/>
+        <w:jc w:val="both"/>
+      </w:pPr>
+      <w:r>
+        <w:rPr>
+          <w:rFonts w:ascii="Arial" w:cs="Arial" w:eastAsia="Arial" w:hAnsi="Arial"/>
+          <w:sz w:val="22"/>
+          <w:szCs w:val="22"/>
+        </w:rPr>
+        <w:t xml:space="preserve">das Produktmanagement für den Produktbereich Warp einschließlich der Bewertung von Kundenanforderungen und deren Einsteuerung in die Produktentwicklung,</w:t>
+      </w:r>
+    </w:p>
+    <w:p>
+      <w:pPr>
+        <w:pStyle w:val="ListParagraph"/>
+        <w:numPr>
+          <w:ilvl w:val="0"/>
+          <w:numId w:val="2"/>
+        </w:numPr>
+        <w:spacing w:after="80" w:line="276"/>
+        <w:jc w:val="both"/>
+      </w:pPr>
+      <w:r>
+        <w:rPr>
+          <w:rFonts w:ascii="Arial" w:cs="Arial" w:eastAsia="Arial" w:hAnsi="Arial"/>
+          <w:sz w:val="22"/>
+          <w:szCs w:val="22"/>
+        </w:rPr>
+        <w:t xml:space="preserve">die Betreuung der Schlüsselkunden einschließlich der Verhandlung von Preisen, Konditionen und Rahmenverträgen sowie der Freigabe der Angebote,</w:t>
+      </w:r>
+    </w:p>
+    <w:p>
+      <w:pPr>
+        <w:pStyle w:val="ListParagraph"/>
+        <w:numPr>
+          <w:ilvl w:val="0"/>
+          <w:numId w:val="2"/>
+        </w:numPr>
+        <w:spacing w:after="80" w:line="276"/>
+        <w:jc w:val="both"/>
+      </w:pPr>
+      <w:r>
+        <w:rPr>
+          <w:rFonts w:ascii="Arial" w:cs="Arial" w:eastAsia="Arial" w:hAnsi="Arial"/>
+          <w:sz w:val="22"/>
+          <w:szCs w:val="22"/>
+        </w:rPr>
+        <w:t xml:space="preserve">der Aufbau, die Steuerung und die Schulung des internationalen Vertriebsnetzes aus Niederlassungen, Landesvertretungen und Handelspartnern,</w:t>
+      </w:r>
+    </w:p>
+    <w:p>
+      <w:pPr>
+        <w:pStyle w:val="ListParagraph"/>
+        <w:numPr>
+          <w:ilvl w:val="0"/>
+          <w:numId w:val="2"/>
+        </w:numPr>
+        <w:spacing w:after="80" w:line="276"/>
+        <w:jc w:val="both"/>
+      </w:pPr>
+      <w:r>
+        <w:rPr>
+          <w:rFonts w:ascii="Arial" w:cs="Arial" w:eastAsia="Arial" w:hAnsi="Arial"/>
+          <w:sz w:val="22"/>
+          <w:szCs w:val="22"/>
+        </w:rPr>
+        <w:t xml:space="preserve">die Leitung des Vertriebs der Tochtergesellschaft Naplafa mit Präzisionsteilen für die Herstellung technischer Vliesstoffe (Nähwirktechnik/Malimo),</w:t>
+      </w:r>
+    </w:p>
+    <w:p>
+      <w:pPr>
+        <w:pStyle w:val="ListParagraph"/>
+        <w:numPr>
+          <w:ilvl w:val="0"/>
+          <w:numId w:val="2"/>
+        </w:numPr>
+        <w:spacing w:after="80" w:line="276"/>
+        <w:jc w:val="both"/>
+      </w:pPr>
+      <w:r>
+        <w:rPr>
+          <w:rFonts w:ascii="Arial" w:cs="Arial" w:eastAsia="Arial" w:hAnsi="Arial"/>
+          <w:sz w:val="22"/>
+          <w:szCs w:val="22"/>
+        </w:rPr>
+        <w:t xml:space="preserve">die Absatz-, Umsatz- und Budgetplanung einschließlich Forecasting und Reporting an die Geschäftsleitung sowie die Jahresplanung des Produktbereichs Wirk für sämtliche Gesellschaften der Division Textile,</w:t>
+      </w:r>
+    </w:p>
+    <w:p>
+      <w:pPr>
+        <w:pStyle w:val="ListParagraph"/>
+        <w:numPr>
+          <w:ilvl w:val="0"/>
+          <w:numId w:val="2"/>
+        </w:numPr>
+        <w:spacing w:after="80" w:line="276"/>
+        <w:jc w:val="both"/>
+      </w:pPr>
+      <w:r>
+        <w:rPr>
+          <w:rFonts w:ascii="Arial" w:cs="Arial" w:eastAsia="Arial" w:hAnsi="Arial"/>
+          <w:sz w:val="22"/>
+          <w:szCs w:val="22"/>
+        </w:rPr>
+        <w:t xml:space="preserve">die Repräsentation des Unternehmens auf internationalen Fachmessen und bei Kunden weltweit,</w:t>
+      </w:r>
+    </w:p>
+    <w:p>
+      <w:pPr>
+        <w:pStyle w:val="ListParagraph"/>
+        <w:numPr>
+          <w:ilvl w:val="0"/>
+          <w:numId w:val="2"/>
+        </w:numPr>
+        <w:spacing w:after="80" w:line="276"/>
+        <w:jc w:val="both"/>
+      </w:pPr>
+      <w:r>
+        <w:rPr>
+          <w:rFonts w:ascii="Arial" w:cs="Arial" w:eastAsia="Arial" w:hAnsi="Arial"/>
+          <w:sz w:val="22"/>
+          <w:szCs w:val="22"/>
+        </w:rPr>
+        <w:t xml:space="preserve">ab Februar 2025 die Leitung des Customer Service (Vertriebsinnendienst) mit sieben Mitarbeitenden einschließlich Auftragsabwicklung, Angebotswesen, Reklamationsbearbeitung sowie der Steuerung und Priorisierung der Liefertermine in Abstimmung mit Produktion und Disposition,</w:t>
+      </w:r>
+    </w:p>
+    <w:p>
+      <w:pPr>
+        <w:pStyle w:val="ListParagraph"/>
+        <w:numPr>
+          <w:ilvl w:val="0"/>
+          <w:numId w:val="2"/>
+        </w:numPr>
+        <w:spacing w:after="80" w:line="276"/>
+        <w:jc w:val="both"/>
+      </w:pPr>
+      <w:r>
+        <w:rPr>
+          <w:rFonts w:ascii="Arial" w:cs="Arial" w:eastAsia="Arial" w:hAnsi="Arial"/>
+          <w:sz w:val="22"/>
+          <w:szCs w:val="22"/>
+        </w:rPr>
+        <w:t xml:space="preserve">ab Februar 2025 die Verantwortung für die weltweite Ausgestaltung der Customer-Service-Prozesse in allen Niederlassungen der Firmengruppe.</w:t>
       </w:r>
     </w:p>
     <w:p>
@@ -347,242 +281,91 @@
           <w:sz w:val="22"/>
           <w:szCs w:val="22"/>
         </w:rPr>
-        <w:t xml:space="preserve">Mit der Erweiterung seines Verantwortungsbereichs zum 1. Februar 2025 kamen hinzu:</w:t>
-      </w:r>
-    </w:p>
-    <w:p>
-      <w:pPr>
-        <w:pStyle w:val="ListParagraph"/>
-        <w:numPr>
-          <w:ilvl w:val="0"/>
-          <w:numId w:val="2"/>
-        </w:numPr>
-        <w:spacing w:after="80" w:line="276"/>
-        <w:jc w:val="both"/>
-      </w:pPr>
-      <w:r>
-        <w:rPr>
-          <w:rFonts w:ascii="Arial" w:cs="Arial" w:eastAsia="Arial" w:hAnsi="Arial"/>
-          <w:sz w:val="22"/>
-          <w:szCs w:val="22"/>
-        </w:rPr>
-        <w:t xml:space="preserve">die Leitung des Customer Service (Vertriebsinnendienst) mit sieben Mitarbeitenden einschließlich Auftragsabwicklung, Angebotswesen und Reklamationsbearbeitung,</w:t>
-      </w:r>
-    </w:p>
-    <w:p>
-      <w:pPr>
-        <w:pStyle w:val="ListParagraph"/>
-        <w:numPr>
-          <w:ilvl w:val="0"/>
-          <w:numId w:val="2"/>
-        </w:numPr>
-        <w:spacing w:after="80" w:line="276"/>
-        <w:jc w:val="both"/>
-      </w:pPr>
-      <w:r>
-        <w:rPr>
-          <w:rFonts w:ascii="Arial" w:cs="Arial" w:eastAsia="Arial" w:hAnsi="Arial"/>
-          <w:sz w:val="22"/>
-          <w:szCs w:val="22"/>
-        </w:rPr>
-        <w:t xml:space="preserve">die Steuerung und Priorisierung der Liefertermine in enger Abstimmung mit Produktion und Disposition,</w:t>
-      </w:r>
-    </w:p>
-    <w:p>
-      <w:pPr>
-        <w:pStyle w:val="ListParagraph"/>
-        <w:numPr>
-          <w:ilvl w:val="0"/>
-          <w:numId w:val="2"/>
-        </w:numPr>
-        <w:spacing w:after="80" w:line="276"/>
-        <w:jc w:val="both"/>
-      </w:pPr>
-      <w:r>
-        <w:rPr>
-          <w:rFonts w:ascii="Arial" w:cs="Arial" w:eastAsia="Arial" w:hAnsi="Arial"/>
-          <w:sz w:val="22"/>
-          <w:szCs w:val="22"/>
-        </w:rPr>
-        <w:t xml:space="preserve">die Verantwortung für die weltweite Ausgestaltung der Customer-Service-Prozesse in sämtlichen Niederlassungen der Firmengruppe,</w:t>
-      </w:r>
-    </w:p>
-    <w:p>
-      <w:pPr>
-        <w:pStyle w:val="ListParagraph"/>
-        <w:numPr>
-          <w:ilvl w:val="0"/>
-          <w:numId w:val="2"/>
-        </w:numPr>
-        <w:spacing w:after="80" w:line="276"/>
-        <w:jc w:val="both"/>
-      </w:pPr>
-      <w:r>
-        <w:rPr>
-          <w:rFonts w:ascii="Arial" w:cs="Arial" w:eastAsia="Arial" w:hAnsi="Arial"/>
-          <w:sz w:val="22"/>
-          <w:szCs w:val="22"/>
-        </w:rPr>
-        <w:t xml:space="preserve">die Leitung und Koordination der gesamten Absatz- und Jahresplanung der Division Textile.</w:t>
-      </w:r>
-    </w:p>
-    <w:p>
-      <w:pPr>
-        <w:spacing w:after="120"/>
-      </w:pPr>
-    </w:p>
-    <w:p>
-      <w:pPr>
-        <w:spacing w:after="240" w:line="276"/>
-        <w:jc w:val="both"/>
-      </w:pPr>
-      <w:r>
-        <w:rPr>
-          <w:rFonts w:ascii="Arial" w:cs="Arial" w:eastAsia="Arial" w:hAnsi="Arial"/>
-          <w:sz w:val="22"/>
-          <w:szCs w:val="22"/>
-        </w:rPr>
-        <w:t xml:space="preserve">Herr Maier verfügte über ein außergewöhnlich fundiertes und breites Fachwissen auf dem Gebiet der maschenbildenden Verfahren, das er in der täglichen Praxis stets sicher und zielgerichtet einsetzte. Seine ausgeprägte Produkt-, Markt- und Branchenkenntnis, insbesondere in der Kettenwirk- und Nähwirktechnik – in der bis zu 10.000 Nadeln gleichzeitig im Eingriff stehen und in ihrer Gleichmäßigkeit exakt mit den übrigen Wirkelementen harmonieren müssen –, machte ihn zu einem gefragten Ansprechpartner für Kunden, Vertriebspartner und Fachbereiche gleichermaßen. Neue technische und marktseitige Entwicklungen verfolgte er aufmerksam und erweiterte sein Wissen kontinuierlich aus eigenem Antrieb.</w:t>
-      </w:r>
-    </w:p>
-    <w:p>
-      <w:pPr>
-        <w:spacing w:after="240" w:line="276"/>
-        <w:jc w:val="both"/>
-      </w:pPr>
-      <w:r>
-        <w:rPr>
-          <w:rFonts w:ascii="Arial" w:cs="Arial" w:eastAsia="Arial" w:hAnsi="Arial"/>
-          <w:sz w:val="22"/>
-          <w:szCs w:val="22"/>
-        </w:rPr>
-        <w:t xml:space="preserve">Herr Maier zeichnete sich durch eine außerordentlich hohe Einsatzbereitschaft und ein ausgeprägtes unternehmerisches Denken aus. Chancen und Risiken erkannte er frühzeitig, entwickelte daraus eigeninitiativ tragfähige Konzepte und setzte diese mit großer Konsequenz um. Seine Arbeitsweise war stets planvoll, strukturiert und äußerst sorgfältig. Auch bei hoher Arbeitsbelastung und unter Termindruck arbeitete er ruhig, überlegt und mit gleichbleibend hoher Qualität.</w:t>
-      </w:r>
-    </w:p>
-    <w:p>
-      <w:pPr>
-        <w:spacing w:after="240" w:line="276"/>
-        <w:jc w:val="both"/>
-      </w:pPr>
-      <w:r>
-        <w:rPr>
-          <w:rFonts w:ascii="Arial" w:cs="Arial" w:eastAsia="Arial" w:hAnsi="Arial"/>
-          <w:sz w:val="22"/>
-          <w:szCs w:val="22"/>
-        </w:rPr>
-        <w:t xml:space="preserve">In Verhandlungen überzeugte Herr Maier durch souveränes Auftreten, ausgeprägtes Verhandlungsgeschick und ein sicheres Gespür für die Interessenlage seiner Gesprächspartner. Er verstand es hervorragend, auch in schwierigen Situationen tragfähige Vereinbarungen zu erzielen und langfristige, von gegenseitigem Vertrauen geprägte Kundenbeziehungen aufzubauen. Im internationalen Umfeld bewegte er sich mit großer kultureller Sensibilität und Sicherheit.</w:t>
-      </w:r>
-    </w:p>
-    <w:p>
-      <w:pPr>
-        <w:spacing w:after="240" w:line="276"/>
-        <w:jc w:val="both"/>
-      </w:pPr>
-      <w:r>
-        <w:rPr>
-          <w:rFonts w:ascii="Arial" w:cs="Arial" w:eastAsia="Arial" w:hAnsi="Arial"/>
-          <w:sz w:val="22"/>
-          <w:szCs w:val="22"/>
-        </w:rPr>
-        <w:t xml:space="preserve">Als Führungskraft überzeugte Herr Maier durch einen kooperativen und zugleich zielorientierten Führungsstil. Er informierte seine Mitarbeitenden umfassend, delegierte Aufgaben und Verantwortung sachgerecht und förderte die fachliche wie persönliche Entwicklung seines Teams nachhaltig. Die von ihm geführten Mitarbeitenden – auch über Standorte und Ländergrenzen hinweg – schätzten ihn als verlässliche, motivierende und jederzeit ansprechbare Führungspersönlichkeit. Sein Verantwortungsbereich war stets hervorragend organisiert. Auch über seinen eigenen Bereich hinaus war er bei schwierigen Entscheidungen ein verlässlicher Ansprechpartner für seine Kolleginnen und Kollegen, dessen Rat und Urteil im gesamten Unternehmen geschätzt wurden.</w:t>
-      </w:r>
-    </w:p>
-    <w:p>
-      <w:pPr>
-        <w:spacing w:after="240" w:line="276"/>
-        <w:jc w:val="both"/>
-      </w:pPr>
-      <w:r>
-        <w:rPr>
-          <w:rFonts w:ascii="Arial" w:cs="Arial" w:eastAsia="Arial" w:hAnsi="Arial"/>
-          <w:sz w:val="22"/>
-          <w:szCs w:val="22"/>
-        </w:rPr>
-        <w:t xml:space="preserve">Eine herausragende Leistung erbrachte Herr Maier bei der Integration der SAXONIA TEXTILE PARTS GmbH in die KERN-LIEBERS TEXTILE GMBH, deren vertriebsseitige Steuerung er maßgeblich verantwortete. Er entschied über die Fortführung des Produktportfolios am neuen Standort, stimmte die zur Absicherung der Lieferfähigkeit erforderlichen Sicherheitsbestände ab und verantwortete die Überführung sämtlicher Kundenbeziehungen und Stammdaten in die Strukturen und Systeme (SAP) der aufnehmenden Gesellschaft. Darüber hinaus stellte er durch die Schulung der Mitarbeitenden am Standort Schramberg den vollständigen Transfer des Produkt- und Prozesswissens sicher. Durch seine vorausschauende Planung der Fertigungs- und Bevorratungsmengen trug er maßgeblich dazu bei, dass die Lieferfähigkeit gegenüber unseren Kunden während der gesamten Verlagerung gesichert blieb.</w:t>
-      </w:r>
-    </w:p>
-    <w:p>
-      <w:pPr>
-        <w:spacing w:after="240" w:line="276"/>
-        <w:jc w:val="both"/>
-      </w:pPr>
-      <w:r>
-        <w:rPr>
-          <w:rFonts w:ascii="Arial" w:cs="Arial" w:eastAsia="Arial" w:hAnsi="Arial"/>
-          <w:sz w:val="22"/>
-          <w:szCs w:val="22"/>
-        </w:rPr>
-        <w:t xml:space="preserve">Besonders hervorzuheben ist ferner, dass es Herrn Maier gelang, den Umsatzanteil außerhalb des OEM-Kanals von rund 10 % auf rund 40 % zu steigern und damit die Abhängigkeit von einzelnen Großkunden deutlich zu verringern. Maßgeblich hierfür war der gezielte Ausbau des Endkundengeschäfts, insbesondere in China, der zugleich den Zugang zu den dortigen Textilmaschinenherstellern eröffnete: Den Kundenkreis in diesem Segment erweiterte Herr Maier von einem – dem Marktführer – auf sieben Hersteller. Dieser Erfolg ist angesichts der in diesen Märkten ausgeprägten Lieferantenpräferenzen bemerkenswert; er beruhte maßgeblich auf der genauen Kenntnis der markt- und anwendungsseitigen Anforderungen sowie der technischen Eigenschaften unserer Produkte, die Herr Maier in die Gespräche einbrachte. Neukunden gewann er darüber hinaus in den Vereinigten Staaten, in Brasilien, Japan, Indien und in Europa. In einem von erheblichen Kostensteigerungen geprägten Marktumfeld setzte er zudem die notwendigen Preisanpassungen konsequent durch – auch gegenüber unserem umsatzstärksten Kunden – und sicherte damit die Ertragskraft seines Bereichs nachhaltig ab.</w:t>
-      </w:r>
-    </w:p>
-    <w:p>
-      <w:pPr>
-        <w:spacing w:after="240" w:line="276"/>
-        <w:jc w:val="both"/>
-      </w:pPr>
-      <w:r>
-        <w:rPr>
-          <w:rFonts w:ascii="Arial" w:cs="Arial" w:eastAsia="Arial" w:hAnsi="Arial"/>
-          <w:sz w:val="22"/>
-          <w:szCs w:val="22"/>
-        </w:rPr>
-        <w:t xml:space="preserve">Über sein Tagesgeschäft hinaus brachte sich Herr Maier in mehreren bereichsübergreifenden Projekten ein.</w:t>
-      </w:r>
-    </w:p>
-    <w:p>
-      <w:pPr>
-        <w:spacing w:after="240" w:line="276"/>
-        <w:jc w:val="both"/>
-      </w:pPr>
-      <w:r>
-        <w:rPr>
-          <w:rFonts w:ascii="Arial" w:cs="Arial" w:eastAsia="Arial" w:hAnsi="Arial"/>
-          <w:sz w:val="22"/>
-          <w:szCs w:val="22"/>
-        </w:rPr>
-        <w:t xml:space="preserve">Die weltweite Vereinheitlichung der Customer-Service-Prozesse in sämtlichen Niederlassungen unserer Firmengruppe führte er als eigenständiges Projekt erfolgreich zum Abschluss. Die Abläufe folgen seither einem einheitlichen Standard.</w:t>
-      </w:r>
-    </w:p>
-    <w:p>
-      <w:pPr>
-        <w:spacing w:after="240" w:line="276"/>
-        <w:jc w:val="both"/>
-      </w:pPr>
-      <w:r>
-        <w:rPr>
-          <w:rFonts w:ascii="Arial" w:cs="Arial" w:eastAsia="Arial" w:hAnsi="Arial"/>
-          <w:sz w:val="22"/>
-          <w:szCs w:val="22"/>
-        </w:rPr>
-        <w:t xml:space="preserve">Mit dem marktführenden Textilmaschinenhersteller baute er die bestehende Geschäftsbeziehung zu einer strategischen Partnerschaft aus, die in einem Kooperationsvertrag, einer engen technischen Zusammenarbeit sowie in gemeinsam finanzierten Produktionsanlagen an unserem Standort mündete. Diese Partnerschaft sicherte das Geschäft langfristig ab, führte zu zusätzlichem Umsatz und festigte unsere technische Marktführerschaft.</w:t>
-      </w:r>
-    </w:p>
-    <w:p>
-      <w:pPr>
-        <w:spacing w:after="240" w:line="276"/>
-        <w:jc w:val="both"/>
-      </w:pPr>
-      <w:r>
-        <w:rPr>
-          <w:rFonts w:ascii="Arial" w:cs="Arial" w:eastAsia="Arial" w:hAnsi="Arial"/>
-          <w:sz w:val="22"/>
-          <w:szCs w:val="22"/>
-        </w:rPr>
-        <w:t xml:space="preserve">Da sich das konzernweit vorgegebene CRM-System nicht auf die besonderen Anforderungen unseres Geschäfts zuschneiden ließ, initiierte Herr Maier eine eigene Vertriebsanwendung auf Basis von Microsoft Power Apps und verantwortete deren fachliche Konzeption; die technische Umsetzung erfolgte durch unsere IT auf Grundlage der von ihm erarbeiteten Anforderungen. Die Anwendung führt Kundenstammdaten, den Maschinenpark unserer Kunden, die Bewertung der Kundenqualität, Wettbewerbsinformationen sowie Besuchsberichte und Vertriebsaktivitäten in einem Werkzeug zusammen und ermöglicht es so, Bedarfe und Potenziale systematisch abzuleiten. Auch unsere Handelspartner band er in die Pflege der Daten und die Bearbeitung von Leads ein. Die Anwendung ist zwischenzeitlich ausgerollt und steht unseren Vertriebsmitarbeitenden mobil auf Tablets zur Verfügung; sie schuf damit ohne nennenswerte Investitionen eine passgenaue Grundlage für die Vertriebs- und Absatzplanung.</w:t>
-      </w:r>
-    </w:p>
-    <w:p>
-      <w:pPr>
-        <w:spacing w:after="240" w:line="276"/>
-        <w:jc w:val="both"/>
-      </w:pPr>
-      <w:r>
-        <w:rPr>
-          <w:rFonts w:ascii="Arial" w:cs="Arial" w:eastAsia="Arial" w:hAnsi="Arial"/>
-          <w:sz w:val="22"/>
-          <w:szCs w:val="22"/>
-        </w:rPr>
-        <w:t xml:space="preserve">Am Aufbau des neuen B2B-Portals mit integriertem Onlineshop und Händlerfunktion wirkte Herr Maier von Beginn an maßgeblich mit. Er begleitete die Anbieterauswahl, war an der Erstellung des Lastenhefts beteiligt und brachte sich intensiv in die Detailfragen der Umsetzung und der Anpassung an unsere Prozesse ein. Seine langjährige Kundenerfahrung, seine vertriebliche Expertise und seine genaue Kenntnis unserer SAP-Systeme waren dabei eine wesentliche Grundlage für tragfähige Entscheidungen.</w:t>
+        <w:t xml:space="preserve">Herr Maier verfügte über ein außergewöhnlich fundiertes Fachwissen auf dem Gebiet der maschenbildenden Verfahren, das er stets sicher und zielgerichtet einsetzte. Seine ausgeprägte Produkt-, Markt- und Branchenkenntnis, insbesondere in der Kettenwirk- und Nähwirktechnik – in der bis zu 10.000 Nadeln gleichzeitig im Eingriff stehen und in ihrer Gleichmäßigkeit exakt mit den übrigen Wirkelementen harmonieren müssen –, machte ihn zu einem gefragten Ansprechpartner für Kunden, Vertriebspartner und Fachbereiche gleichermaßen.</w:t>
+      </w:r>
+    </w:p>
+    <w:p>
+      <w:pPr>
+        <w:spacing w:after="240" w:line="276"/>
+        <w:jc w:val="both"/>
+      </w:pPr>
+      <w:r>
+        <w:rPr>
+          <w:rFonts w:ascii="Arial" w:cs="Arial" w:eastAsia="Arial" w:hAnsi="Arial"/>
+          <w:sz w:val="22"/>
+          <w:szCs w:val="22"/>
+        </w:rPr>
+        <w:t xml:space="preserve">Er zeichnete sich durch eine außerordentlich hohe Einsatzbereitschaft und ausgeprägtes unternehmerisches Denken aus. Chancen und Risiken erkannte er frühzeitig, entwickelte daraus eigeninitiativ tragfähige Konzepte und setzte diese konsequent um. Seine Arbeitsweise war stets planvoll, strukturiert und äußerst sorgfältig; auch unter hoher Belastung arbeitete er ruhig, überlegt und mit gleichbleibend hoher Qualität. In Verhandlungen überzeugte er durch souveränes Auftreten, ausgeprägtes Verhandlungsgeschick und ein sicheres Gespür für die Interessenlage seiner Gesprächspartner – im nationalen wie im internationalen Umfeld.</w:t>
+      </w:r>
+    </w:p>
+    <w:p>
+      <w:pPr>
+        <w:spacing w:after="240" w:line="276"/>
+        <w:jc w:val="both"/>
+      </w:pPr>
+      <w:r>
+        <w:rPr>
+          <w:rFonts w:ascii="Arial" w:cs="Arial" w:eastAsia="Arial" w:hAnsi="Arial"/>
+          <w:sz w:val="22"/>
+          <w:szCs w:val="22"/>
+        </w:rPr>
+        <w:t xml:space="preserve">Als Führungskraft überzeugte Herr Maier durch einen kooperativen und zugleich zielorientierten Führungsstil. Er delegierte Aufgaben und Verantwortung sachgerecht, förderte die fachliche wie persönliche Entwicklung seines Teams nachhaltig und wurde von seinen Mitarbeitenden – auch über Standorte und Ländergrenzen hinweg – als verlässliche und motivierende Führungspersönlichkeit geschätzt. Auch über seinen eigenen Bereich hinaus war er bei schwierigen Entscheidungen ein verlässlicher Ansprechpartner für seine Kolleginnen und Kollegen, dessen Rat und Urteil im gesamten Unternehmen Gewicht hatten.</w:t>
+      </w:r>
+    </w:p>
+    <w:p>
+      <w:pPr>
+        <w:spacing w:after="240" w:line="276"/>
+        <w:jc w:val="both"/>
+      </w:pPr>
+      <w:r>
+        <w:rPr>
+          <w:rFonts w:ascii="Arial" w:cs="Arial" w:eastAsia="Arial" w:hAnsi="Arial"/>
+          <w:sz w:val="22"/>
+          <w:szCs w:val="22"/>
+        </w:rPr>
+        <w:t xml:space="preserve">Eine herausragende Leistung erbrachte Herr Maier bei der Integration der SAXONIA TEXTILE PARTS GmbH, deren vertriebsseitige Steuerung er maßgeblich verantwortete: Er entschied über die Fortführung des Produktportfolios am neuen Standort, stimmte die erforderlichen Sicherheitsbestände ab, verantwortete die Überführung sämtlicher Kundenbeziehungen und Stammdaten in die SAP-Systeme der aufnehmenden Gesellschaft und sicherte durch die Schulung der Mitarbeitenden in Schramberg den vollständigen Transfer des Produkt- und Prozesswissens. Durch seine vorausschauende Planung der Fertigungs- und Bevorratungsmengen blieb die Lieferfähigkeit gegenüber unseren Kunden während der gesamten Verlagerung gewährleistet.</w:t>
+      </w:r>
+    </w:p>
+    <w:p>
+      <w:pPr>
+        <w:spacing w:after="240" w:line="276"/>
+        <w:jc w:val="both"/>
+      </w:pPr>
+      <w:r>
+        <w:rPr>
+          <w:rFonts w:ascii="Arial" w:cs="Arial" w:eastAsia="Arial" w:hAnsi="Arial"/>
+          <w:sz w:val="22"/>
+          <w:szCs w:val="22"/>
+        </w:rPr>
+        <w:t xml:space="preserve">Hervorzuheben ist ferner, dass Herr Maier den Umsatzanteil außerhalb des OEM-Kanals von rund 10 % auf rund 40 % steigerte und damit die Abhängigkeit von einzelnen Großkunden deutlich verringerte. Maßgeblich hierfür war der gezielte Ausbau des Endkundengeschäfts in China, der zugleich den Zugang zu den dortigen Maschinenherstellern eröffnete: Den Kundenkreis in diesem Segment erweiterte er von einem – dem Marktführer – auf sieben Hersteller, was angesichts der dort ausgeprägten Lieferantenpräferenzen besondere Anerkennung verdient. Weitere Neukunden gewann er in den Vereinigten Staaten, in Brasilien, Japan, Indien und in Europa. In einem von erheblichen Kostensteigerungen geprägten Marktumfeld setzte er zudem die notwendigen Preisanpassungen konsequent durch – auch gegenüber unserem umsatzstärksten Kunden – und sicherte so die Ertragskraft seines Bereichs.</w:t>
+      </w:r>
+    </w:p>
+    <w:p>
+      <w:pPr>
+        <w:spacing w:after="240" w:line="276"/>
+        <w:jc w:val="both"/>
+      </w:pPr>
+      <w:r>
+        <w:rPr>
+          <w:rFonts w:ascii="Arial" w:cs="Arial" w:eastAsia="Arial" w:hAnsi="Arial"/>
+          <w:sz w:val="22"/>
+          <w:szCs w:val="22"/>
+        </w:rPr>
+        <w:t xml:space="preserve">Über sein Tagesgeschäft hinaus prägte Herr Maier mehrere bereichsübergreifende Projekte. Die weltweite Vereinheitlichung der Customer-Service-Prozesse führte er als eigenständiges Projekt erfolgreich zum Abschluss. Mit dem marktführenden Textilmaschinenhersteller baute er die Geschäftsbeziehung zu einer strategischen Partnerschaft aus, die in einem Kooperationsvertrag, enger technischer Zusammenarbeit und gemeinsam finanzierten Produktionsanlagen an unserem Standort mündete, das Geschäft langfristig absicherte und unsere technische Marktführerschaft festigte.</w:t>
+      </w:r>
+    </w:p>
+    <w:p>
+      <w:pPr>
+        <w:spacing w:after="240" w:line="276"/>
+        <w:jc w:val="both"/>
+      </w:pPr>
+      <w:r>
+        <w:rPr>
+          <w:rFonts w:ascii="Arial" w:cs="Arial" w:eastAsia="Arial" w:hAnsi="Arial"/>
+          <w:sz w:val="22"/>
+          <w:szCs w:val="22"/>
+        </w:rPr>
+        <w:t xml:space="preserve">Besonderes Engagement zeigte er bei der Digitalisierung des Vertriebs. Da sich das konzernweit vorgegebene CRM-System nicht auf die Anforderungen unseres Geschäfts zuschneiden ließ, initiierte er eine eigene Vertriebsanwendung auf Basis von Microsoft Power Apps und verantwortete deren fachliche Konzeption; die technische Umsetzung erfolgte durch unsere IT nach den von ihm erarbeiteten Anforderungen. Die Anwendung führt Kundenstammdaten, den Maschinenpark und die Bewertung unserer Kunden, Wettbewerbsinformationen sowie Besuchsberichte und Vertriebsaktivitäten zusammen, bindet unsere Handelspartner in Datenpflege und Leadbearbeitung ein und steht dem Vertrieb seit dem Rollout mobil zur Verfügung. Am Aufbau des neuen B2B-Portals mit Onlineshop und Händlerfunktion wirkte er von der Anbieterauswahl über das Lastenheft bis in die Detailfragen der Umsetzung maßgeblich mit; seine langjährige Kundenerfahrung, seine vertriebliche Expertise und seine genaue Kenntnis unserer SAP-Systeme waren dabei eine wesentliche Entscheidungsgrundlage.</w:t>
       </w:r>
     </w:p>
     <w:p>

--- a/zeugnis/Arbeitszeugnis_Stefan_Oliver_Maier.docx
+++ b/zeugnis/Arbeitszeugnis_Stefan_Oliver_Maier.docx
@@ -58,7 +58,7 @@
           <w:sz w:val="22"/>
           <w:szCs w:val="22"/>
         </w:rPr>
-        <w:t xml:space="preserve">Bis zum 31. Januar 2025 verantwortete Herr Maier als Director Sales Warp den weltweiten Vertrieb des Produktbereichs Kettenwirken (Warp) sowie – ebenfalls seit April 2018 – den Vertrieb der im Jahr 2021 integrierten Tochtergesellschaft Naplafa. Zum 1. Februar 2025 wurde ihm zusätzlich die Verantwortung für den Customer Service (Vertriebsinnendienst) sowie – nunmehr auch organisatorisch ausgewiesen – für das Produktmanagement des Bereichs Warp übertragen; zugleich übernahm er die Leitung der gesamten Absatz- und Jahresplanung der Division Textile. In dieser erweiterten Funktion als Director Customer Service und Produktmanager Warp berichtete er unmittelbar an den Vice President Sales, führte ein Team von sieben Mitarbeitenden disziplinarisch und steuerte fachlich die Vertriebsmitarbeitenden unserer Niederlassungen in den USA, in Indien und in China. Die übrigen Märkte betreute er über ein weltweites Netz aus Landesvertretungen und Handelspartnern, das er auswählte, steuerte und weiterentwickelte.</w:t>
+        <w:t xml:space="preserve">Bis zum 31. Januar 2025 verantwortete Herr Maier als Director Sales Warp den weltweiten Vertrieb des Produktbereichs Kettenwirken (Warp) sowie – ebenfalls seit April 2018 – den Vertrieb der im Jahr 2021 integrierten Tochtergesellschaft Naplafa. Zum 1. Februar 2025 wurde ihm zusätzlich die Verantwortung für den Customer Service (Vertriebsinnendienst) sowie – nunmehr auch organisatorisch ausgewiesen – für das Produktmanagement des Bereichs Warp übertragen; zugleich übernahm er die Leitung der gesamten Absatz- und Jahresplanung der Division Textile. In dieser erweiterten Funktion als Director Customer Service und Produktmanager Warp – bei fortbestehender Vertriebsverantwortung für unsere Schlüsselkunden – berichtete er unmittelbar an den Vice President Sales, führte ein Team von sieben Mitarbeitenden disziplinarisch und steuerte fachlich die Vertriebsmitarbeitenden unserer Niederlassungen in den USA, in Indien und in China. Die übrigen Märkte betreute er über ein weltweites Netz aus Landesvertretungen und Handelspartnern, das er auswählte, steuerte und weiterentwickelte. Die Betreuung unserer Schlüsselkunden einschließlich der Preisgestaltung und der Kundenabnahmen nahm er dabei durchgehend persönlich wahr.</w:t>
       </w:r>
     </w:p>
     <w:p>

--- a/zeugnis/Arbeitszeugnis_Stefan_Oliver_Maier.docx
+++ b/zeugnis/Arbeitszeugnis_Stefan_Oliver_Maier.docx
@@ -281,6 +281,34 @@
           <w:sz w:val="22"/>
           <w:szCs w:val="22"/>
         </w:rPr>
+        <w:t xml:space="preserve">Über sein Tagesgeschäft hinaus prägte Herr Maier mehrere bereichsübergreifende Projekte. Die weltweite Vereinheitlichung der Customer-Service-Prozesse führte er als eigenständiges Projekt erfolgreich zum Abschluss. Mit dem marktführenden Textilmaschinenhersteller baute er die Geschäftsbeziehung zu einer strategischen Partnerschaft aus, die in einem Kooperationsvertrag, enger technischer Zusammenarbeit und gemeinsam finanzierten Produktionsanlagen an unserem Standort mündete, das Geschäft langfristig absicherte und unsere technische Marktführerschaft festigte.</w:t>
+      </w:r>
+    </w:p>
+    <w:p>
+      <w:pPr>
+        <w:spacing w:after="240" w:line="276"/>
+        <w:jc w:val="both"/>
+      </w:pPr>
+      <w:r>
+        <w:rPr>
+          <w:rFonts w:ascii="Arial" w:cs="Arial" w:eastAsia="Arial" w:hAnsi="Arial"/>
+          <w:sz w:val="22"/>
+          <w:szCs w:val="22"/>
+        </w:rPr>
+        <w:t xml:space="preserve">Besonderes Engagement zeigte er bei der Digitalisierung des Vertriebs. Um die Bedürfnisse unserer Kunden systematisch zu erfassen und für die Vertriebssteuerung nutzbar zu machen, initiierte er eine eigene Vertriebsanwendung auf Basis von Microsoft Power Apps und verantwortete deren fachliche Konzeption; die technische Umsetzung erfolgte durch unsere IT nach den von ihm erarbeiteten Anforderungen. Die Anwendung führt Kundenstammdaten, den Maschinenpark und die Bewertung unserer Kunden, Wettbewerbsinformationen sowie Besuchsberichte und Vertriebsaktivitäten zusammen, bindet unsere Handelspartner in Datenpflege und Leadbearbeitung ein und steht dem Vertrieb seit dem Rollout mobil zur Verfügung. Am Aufbau des neuen B2B-Portals mit Onlineshop und Händlerfunktion wirkte er von der Anbieterauswahl über das Lastenheft bis in die Detailfragen der Umsetzung maßgeblich mit; seine langjährige Kundenerfahrung, seine vertriebliche Expertise und seine genaue Kenntnis unserer SAP-Systeme waren dabei eine wesentliche Entscheidungsgrundlage.</w:t>
+      </w:r>
+    </w:p>
+    <w:p>
+      <w:pPr>
+        <w:spacing w:after="240" w:line="276"/>
+        <w:jc w:val="both"/>
+      </w:pPr>
+      <w:r>
+        <w:rPr>
+          <w:rFonts w:ascii="Arial" w:cs="Arial" w:eastAsia="Arial" w:hAnsi="Arial"/>
+          <w:sz w:val="22"/>
+          <w:szCs w:val="22"/>
+        </w:rPr>
         <w:t xml:space="preserve">Herr Maier verfügte über ein außergewöhnlich fundiertes Fachwissen auf dem Gebiet der maschenbildenden Verfahren, das er stets sicher und zielgerichtet einsetzte. Seine ausgeprägte Produkt-, Markt- und Branchenkenntnis, insbesondere in der Kettenwirk- und Nähwirktechnik – in der bis zu 10.000 Nadeln gleichzeitig im Eingriff stehen und in ihrer Gleichmäßigkeit exakt mit den übrigen Wirkelementen harmonieren müssen –, machte ihn zu einem gefragten Ansprechpartner für Kunden, Vertriebspartner und Fachbereiche gleichermaßen.</w:t>
       </w:r>
     </w:p>
@@ -295,21 +323,21 @@
           <w:sz w:val="22"/>
           <w:szCs w:val="22"/>
         </w:rPr>
-        <w:t xml:space="preserve">Er zeichnete sich durch eine außerordentlich hohe Einsatzbereitschaft und ausgeprägtes unternehmerisches Denken aus. Chancen und Risiken erkannte er frühzeitig, entwickelte daraus eigeninitiativ tragfähige Konzepte und setzte diese konsequent um. Seine Arbeitsweise war stets planvoll, strukturiert und äußerst sorgfältig; auch unter hoher Belastung arbeitete er ruhig, überlegt und mit gleichbleibend hoher Qualität. In Verhandlungen überzeugte er durch souveränes Auftreten, ausgeprägtes Verhandlungsgeschick und ein sicheres Gespür für die Interessenlage seiner Gesprächspartner – im nationalen wie im internationalen Umfeld.</w:t>
-      </w:r>
-    </w:p>
-    <w:p>
-      <w:pPr>
-        <w:spacing w:after="240" w:line="276"/>
-        <w:jc w:val="both"/>
-      </w:pPr>
-      <w:r>
-        <w:rPr>
-          <w:rFonts w:ascii="Arial" w:cs="Arial" w:eastAsia="Arial" w:hAnsi="Arial"/>
-          <w:sz w:val="22"/>
-          <w:szCs w:val="22"/>
-        </w:rPr>
-        <w:t xml:space="preserve">Als Führungskraft überzeugte Herr Maier durch einen kooperativen und zugleich zielorientierten Führungsstil. Er delegierte Aufgaben und Verantwortung sachgerecht, förderte die fachliche wie persönliche Entwicklung seines Teams nachhaltig und wurde von seinen Mitarbeitenden – auch über Standorte und Ländergrenzen hinweg – als verlässliche und motivierende Führungspersönlichkeit geschätzt. Auch über seinen eigenen Bereich hinaus war er bei schwierigen Entscheidungen ein verlässlicher Ansprechpartner für seine Kolleginnen und Kollegen, dessen Rat und Urteil im gesamten Unternehmen Gewicht hatten.</w:t>
+        <w:t xml:space="preserve">Er zeichnete sich durch eine außerordentlich hohe Einsatzbereitschaft und ausgeprägtes unternehmerisches Denken aus. Chancen und Risiken erkannte er frühzeitig, entwickelte daraus eigeninitiativ tragfähige Konzepte und setzte diese konsequent um. Seine Arbeitsweise war stets planvoll, strukturiert und äußerst sorgfältig; auch unter hoher Belastung arbeitete er ruhig, überlegt und mit gleichbleibend hoher Qualität. In Verhandlungen überzeugte er durch souveränes Auftreten, ausgeprägtes Verhandlungsgeschick und ein sicheres Gespür für die Interessenlage seiner Gesprächspartner – im nationalen wie im internationalen Umfeld. Herr Maier war jederzeit zuverlässig, loyal und – insbesondere in der Wahrnehmung seiner Preis- und Ergebnisverantwortung – absolut vertrauenswürdig.</w:t>
+      </w:r>
+    </w:p>
+    <w:p>
+      <w:pPr>
+        <w:spacing w:after="240" w:line="276"/>
+        <w:jc w:val="both"/>
+      </w:pPr>
+      <w:r>
+        <w:rPr>
+          <w:rFonts w:ascii="Arial" w:cs="Arial" w:eastAsia="Arial" w:hAnsi="Arial"/>
+          <w:sz w:val="22"/>
+          <w:szCs w:val="22"/>
+        </w:rPr>
+        <w:t xml:space="preserve">Als Führungskraft überzeugte Herr Maier durch einen kooperativen und zugleich zielorientierten Führungsstil. Er delegierte Aufgaben und Verantwortung sachgerecht, förderte die fachliche wie persönliche Entwicklung seines Teams nachhaltig und wurde von seinen Mitarbeitenden – auch über Standorte und Ländergrenzen hinweg – als verlässliche und motivierende Führungspersönlichkeit geschätzt. Als Vorgesetzter wurde er jederzeit voll anerkannt; seine Führungsleistung war stets vorbildlich. Auch über seinen eigenen Bereich hinaus war er bei schwierigen Entscheidungen ein verlässlicher Ansprechpartner für seine Kolleginnen und Kollegen, dessen Rat und Urteil im gesamten Unternehmen Gewicht hatten.</w:t>
       </w:r>
     </w:p>
     <w:p>
@@ -337,35 +365,7 @@
           <w:sz w:val="22"/>
           <w:szCs w:val="22"/>
         </w:rPr>
-        <w:t xml:space="preserve">Hervorzuheben ist ferner, dass Herr Maier den Umsatzanteil außerhalb des OEM-Kanals von rund 10 % auf rund 40 % steigerte und damit die Abhängigkeit von einzelnen Großkunden deutlich verringerte. Maßgeblich hierfür war der gezielte Ausbau des Endkundengeschäfts in China, der zugleich den Zugang zu den dortigen Maschinenherstellern eröffnete: Den Kundenkreis in diesem Segment erweiterte er von einem – dem Marktführer – auf sieben Hersteller, was angesichts der dort ausgeprägten Lieferantenpräferenzen besondere Anerkennung verdient. Weitere Neukunden gewann er in den Vereinigten Staaten, in Brasilien, Japan, Indien und in Europa. In einem von erheblichen Kostensteigerungen geprägten Marktumfeld setzte er zudem die notwendigen Preisanpassungen konsequent durch – auch gegenüber unserem umsatzstärksten Kunden – und sicherte so die Ertragskraft seines Bereichs.</w:t>
-      </w:r>
-    </w:p>
-    <w:p>
-      <w:pPr>
-        <w:spacing w:after="240" w:line="276"/>
-        <w:jc w:val="both"/>
-      </w:pPr>
-      <w:r>
-        <w:rPr>
-          <w:rFonts w:ascii="Arial" w:cs="Arial" w:eastAsia="Arial" w:hAnsi="Arial"/>
-          <w:sz w:val="22"/>
-          <w:szCs w:val="22"/>
-        </w:rPr>
-        <w:t xml:space="preserve">Über sein Tagesgeschäft hinaus prägte Herr Maier mehrere bereichsübergreifende Projekte. Die weltweite Vereinheitlichung der Customer-Service-Prozesse führte er als eigenständiges Projekt erfolgreich zum Abschluss. Mit dem marktführenden Textilmaschinenhersteller baute er die Geschäftsbeziehung zu einer strategischen Partnerschaft aus, die in einem Kooperationsvertrag, enger technischer Zusammenarbeit und gemeinsam finanzierten Produktionsanlagen an unserem Standort mündete, das Geschäft langfristig absicherte und unsere technische Marktführerschaft festigte.</w:t>
-      </w:r>
-    </w:p>
-    <w:p>
-      <w:pPr>
-        <w:spacing w:after="240" w:line="276"/>
-        <w:jc w:val="both"/>
-      </w:pPr>
-      <w:r>
-        <w:rPr>
-          <w:rFonts w:ascii="Arial" w:cs="Arial" w:eastAsia="Arial" w:hAnsi="Arial"/>
-          <w:sz w:val="22"/>
-          <w:szCs w:val="22"/>
-        </w:rPr>
-        <w:t xml:space="preserve">Besonderes Engagement zeigte er bei der Digitalisierung des Vertriebs. Da sich das konzernweit vorgegebene CRM-System nicht auf die Anforderungen unseres Geschäfts zuschneiden ließ, initiierte er eine eigene Vertriebsanwendung auf Basis von Microsoft Power Apps und verantwortete deren fachliche Konzeption; die technische Umsetzung erfolgte durch unsere IT nach den von ihm erarbeiteten Anforderungen. Die Anwendung führt Kundenstammdaten, den Maschinenpark und die Bewertung unserer Kunden, Wettbewerbsinformationen sowie Besuchsberichte und Vertriebsaktivitäten zusammen, bindet unsere Handelspartner in Datenpflege und Leadbearbeitung ein und steht dem Vertrieb seit dem Rollout mobil zur Verfügung. Am Aufbau des neuen B2B-Portals mit Onlineshop und Händlerfunktion wirkte er von der Anbieterauswahl über das Lastenheft bis in die Detailfragen der Umsetzung maßgeblich mit; seine langjährige Kundenerfahrung, seine vertriebliche Expertise und seine genaue Kenntnis unserer SAP-Systeme waren dabei eine wesentliche Entscheidungsgrundlage.</w:t>
+        <w:t xml:space="preserve">Hervorzuheben ist ferner, dass Herr Maier den Umsatzanteil außerhalb des OEM-Kanals von rund 10 % auf rund 40 % steigerte und damit die Abhängigkeit von einzelnen Großkunden deutlich verringerte. Maßgeblich hierfür war der gezielte Ausbau des Endkundengeschäfts in China, der zugleich den Zugang zu den dortigen Maschinenherstellern eröffnete: Den Kundenkreis in diesem Segment erweiterte er von einem – dem Marktführer – auf sieben Hersteller, und dies in einem Marktumfeld, das von ausgeprägten regionalen Lieferantenpräferenzen geprägt ist. Weitere Neukunden gewann er in den Vereinigten Staaten, in Brasilien, Japan, Indien und in Europa. In einem von erheblichen Kostensteigerungen geprägten Marktumfeld setzte er zudem die notwendigen Preisanpassungen konsequent durch – auch gegenüber unserem umsatzstärksten Kunden – und sicherte so die Ertragskraft seines Bereichs.</w:t>
       </w:r>
     </w:p>
     <w:p>
@@ -393,7 +393,7 @@
           <w:sz w:val="22"/>
           <w:szCs w:val="22"/>
         </w:rPr>
-        <w:t xml:space="preserve">Sein Verhalten gegenüber Vorgesetzten, Mitarbeitenden, Kollegen und Kunden war stets vorbildlich. Aufgrund seiner offenen, verbindlichen und hilfsbereiten Art war er bei allen Beteiligten gleichermaßen anerkannt und geschätzt.</w:t>
+        <w:t xml:space="preserve">Sein Verhalten gegenüber Vorgesetzten, Kollegen, Mitarbeitenden und Kunden war stets vorbildlich. Aufgrund seiner offenen, verbindlichen und hilfsbereiten Art war er bei allen Beteiligten gleichermaßen anerkannt und geschätzt.</w:t>
       </w:r>
     </w:p>
     <w:p>

--- a/zeugnis/Arbeitszeugnis_Stefan_Oliver_Maier.docx
+++ b/zeugnis/Arbeitszeugnis_Stefan_Oliver_Maier.docx
@@ -295,21 +295,21 @@
           <w:sz w:val="22"/>
           <w:szCs w:val="22"/>
         </w:rPr>
-        <w:t xml:space="preserve">Besonderes Engagement zeigte er bei der Digitalisierung des Vertriebs. Um die Bedürfnisse unserer Kunden systematisch zu erfassen und für die Vertriebssteuerung nutzbar zu machen, initiierte er eine eigene Vertriebsanwendung auf Basis von Microsoft Power Apps und verantwortete deren fachliche Konzeption; die technische Umsetzung erfolgte durch unsere IT nach den von ihm erarbeiteten Anforderungen. Die Anwendung führt Kundenstammdaten, den Maschinenpark und die Bewertung unserer Kunden, Wettbewerbsinformationen sowie Besuchsberichte und Vertriebsaktivitäten zusammen, bindet unsere Handelspartner in Datenpflege und Leadbearbeitung ein und steht dem Vertrieb seit dem Rollout mobil zur Verfügung. Am Aufbau des neuen B2B-Portals mit Onlineshop und Händlerfunktion wirkte er von der Anbieterauswahl über das Lastenheft bis in die Detailfragen der Umsetzung maßgeblich mit; seine langjährige Kundenerfahrung, seine vertriebliche Expertise und seine genaue Kenntnis unserer SAP-Systeme waren dabei eine wesentliche Entscheidungsgrundlage.</w:t>
-      </w:r>
-    </w:p>
-    <w:p>
-      <w:pPr>
-        <w:spacing w:after="240" w:line="276"/>
-        <w:jc w:val="both"/>
-      </w:pPr>
-      <w:r>
-        <w:rPr>
-          <w:rFonts w:ascii="Arial" w:cs="Arial" w:eastAsia="Arial" w:hAnsi="Arial"/>
-          <w:sz w:val="22"/>
-          <w:szCs w:val="22"/>
-        </w:rPr>
-        <w:t xml:space="preserve">Herr Maier verfügte über ein außergewöhnlich fundiertes Fachwissen auf dem Gebiet der maschenbildenden Verfahren, das er stets sicher und zielgerichtet einsetzte. Seine ausgeprägte Produkt-, Markt- und Branchenkenntnis, insbesondere in der Kettenwirk- und Nähwirktechnik – in der bis zu 10.000 Nadeln gleichzeitig im Eingriff stehen und in ihrer Gleichmäßigkeit exakt mit den übrigen Wirkelementen harmonieren müssen –, machte ihn zu einem gefragten Ansprechpartner für Kunden, Vertriebspartner und Fachbereiche gleichermaßen.</w:t>
+        <w:t xml:space="preserve">Besonderes Engagement zeigte er bei der Digitalisierung des Vertriebs. Um die Bedürfnisse unserer Kunden systematisch zu erfassen und für die Vertriebssteuerung nutzbar zu machen, initiierte er eine eigene Vertriebsanwendung auf Basis von Microsoft Power Apps und verantwortete deren fachliche Konzeption; die technische Umsetzung erfolgte durch unsere IT nach den von ihm erarbeiteten Anforderungen. Die Anwendung führt Kundenstammdaten, den Maschinenpark und die Bewertung unserer Kunden, Wettbewerbsinformationen sowie Besuchsberichte und Vertriebsaktivitäten zusammen, bindet unsere Handelspartner in Datenpflege und Leadbearbeitung ein und steht dem Vertrieb seit dem Rollout mobil zur Verfügung. Im Kernteam für den Aufbau des neuen B2B-Portals mit Onlineshop und Händlerfunktion verantwortete er den Bereich Vertrieb – von der Anbieterauswahl über die Erstellung des Lastenhefts bis in die Detailfragen der Umsetzung; seine langjährige Kundenerfahrung, seine vertriebliche Expertise und seine genaue Kenntnis unserer SAP-Systeme waren dabei eine wesentliche Entscheidungsgrundlage.</w:t>
+      </w:r>
+    </w:p>
+    <w:p>
+      <w:pPr>
+        <w:spacing w:after="240" w:line="276"/>
+        <w:jc w:val="both"/>
+      </w:pPr>
+      <w:r>
+        <w:rPr>
+          <w:rFonts w:ascii="Arial" w:cs="Arial" w:eastAsia="Arial" w:hAnsi="Arial"/>
+          <w:sz w:val="22"/>
+          <w:szCs w:val="22"/>
+        </w:rPr>
+        <w:t xml:space="preserve">Herr Maier verfügte über ein außergewöhnlich fundiertes Fachwissen auf dem Gebiet der maschenbildenden Verfahren, das er stets sicher und zielgerichtet einsetzte. Seine ausgeprägte Produkt-, Markt- und Branchenkenntnis, insbesondere in der Kettenwirk- und Nähwirktechnik – in der bis zu 10.000 Nadeln gleichzeitig im Eingriff stehen und in ihrer Gleichmäßigkeit exakt mit den übrigen Wirkelementen harmonieren müssen –, machte ihn zu einem gefragten Ansprechpartner für Kunden, Vertriebspartner und Fachbereiche gleichermaßen. Sein Wissen erweiterte er kontinuierlich und vielfach aus eigenem Antrieb: Er absolvierte das Leadership Development Program der Kern-Liebers Firmengruppe, nahm regelmäßig an Vertriebstrainings und Coachings teil und eignete sich neue digitale Werkzeuge eigeninitiativ an.</w:t>
       </w:r>
     </w:p>
     <w:p>
@@ -379,7 +379,7 @@
           <w:sz w:val="22"/>
           <w:szCs w:val="22"/>
         </w:rPr>
-        <w:t xml:space="preserve">Herr Maier erledigte alle ihm übertragenen Aufgaben stets zu unserer vollsten Zufriedenheit.</w:t>
+        <w:t xml:space="preserve">Die Arbeitsergebnisse von Herrn Maier waren stets von ausgezeichneter Qualität. Er erledigte alle ihm übertragenen Aufgaben stets zu unserer vollsten Zufriedenheit.</w:t>
       </w:r>
     </w:p>
     <w:p>

--- a/zeugnis/Arbeitszeugnis_Stefan_Oliver_Maier.docx
+++ b/zeugnis/Arbeitszeugnis_Stefan_Oliver_Maier.docx
@@ -58,7 +58,7 @@
           <w:sz w:val="22"/>
           <w:szCs w:val="22"/>
         </w:rPr>
-        <w:t xml:space="preserve">Bis zum 31. Januar 2025 verantwortete Herr Maier als Director Sales Warp den weltweiten Vertrieb des Produktbereichs Kettenwirken (Warp) sowie – ebenfalls seit April 2018 – den Vertrieb der im Jahr 2021 integrierten Tochtergesellschaft Naplafa. Zum 1. Februar 2025 wurde ihm zusätzlich die Verantwortung für den Customer Service (Vertriebsinnendienst) sowie – nunmehr auch organisatorisch ausgewiesen – für das Produktmanagement des Bereichs Warp übertragen; zugleich übernahm er die Leitung der gesamten Absatz- und Jahresplanung der Division Textile. In dieser erweiterten Funktion als Director Customer Service und Produktmanager Warp – bei fortbestehender Vertriebsverantwortung für unsere Schlüsselkunden – berichtete er unmittelbar an den Vice President Sales, führte ein Team von sieben Mitarbeitenden disziplinarisch und steuerte fachlich die Vertriebsmitarbeitenden unserer Niederlassungen in den USA, in Indien und in China. Die übrigen Märkte betreute er über ein weltweites Netz aus Landesvertretungen und Handelspartnern, das er auswählte, steuerte und weiterentwickelte. Die Betreuung unserer Schlüsselkunden einschließlich der Preisgestaltung und der Kundenabnahmen nahm er dabei durchgehend persönlich wahr.</w:t>
+        <w:t xml:space="preserve">Bis zum 31. Januar 2025 verantwortete Herr Maier als Director Sales Warp den weltweiten Vertrieb des Produktbereichs Kettenwirken (Warp). Ebenfalls seit April 2018 leitete er den Vertrieb der im Jahr 2021 integrierten Tochtergesellschaft Naplafa. Zum 1. Februar 2025 wurde ihm zusätzlich die Verantwortung für den Customer Service (Vertriebsinnendienst) und, nunmehr auch organisatorisch ausgewiesen, für das Produktmanagement des Bereichs Warp übertragen. Zugleich übernahm er die Leitung der gesamten Absatz- und Jahresplanung der Division Textile. In dieser erweiterten Funktion als Director Customer Service und Produktmanager Warp, bei fortbestehender Vertriebsverantwortung für unsere Schlüsselkunden, berichtete er unmittelbar an den Vice President Sales, führte ein Team von sieben Mitarbeitenden disziplinarisch und steuerte fachlich die Vertriebsmitarbeitenden unserer Niederlassungen in den USA, in Indien und in China. Die übrigen Märkte betreute er über ein weltweites Netz aus Landesvertretungen und Handelspartnern, das er auswählte, steuerte und weiterentwickelte. Die Betreuung unserer Schlüsselkunden mit Preisgestaltung und Kundenabnahmen nahm er dabei durchgehend persönlich wahr.</w:t>
       </w:r>
     </w:p>
     <w:p>
@@ -91,7 +91,7 @@
           <w:sz w:val="22"/>
           <w:szCs w:val="22"/>
         </w:rPr>
-        <w:t xml:space="preserve">die weltweite Umsatz- und Ergebnisverantwortung für den als eigenständiges Profit Center geführten Produktbereich Kettenwirken mit einem Umsatzvolumen von bis zu 27 Mio. Euro jährlich einschließlich Kalkulation und Festlegung der Zielmargen,</w:t>
+        <w:t xml:space="preserve">die weltweite Umsatz- und Ergebnisverantwortung für den als eigenständiges Profit Center geführten Produktbereich Kettenwirken mit einem Umsatzvolumen von bis zu 27 Mio. Euro jährlich, dazu Kalkulation und Festlegung der Zielmargen,</w:t>
       </w:r>
     </w:p>
     <w:p>
@@ -148,7 +148,7 @@
           <w:sz w:val="22"/>
           <w:szCs w:val="22"/>
         </w:rPr>
-        <w:t xml:space="preserve">die Betreuung der Schlüsselkunden einschließlich der Verhandlung von Preisen, Konditionen und Rahmenverträgen sowie der Freigabe der Angebote,</w:t>
+        <w:t xml:space="preserve">die Betreuung der Schlüsselkunden, die Verhandlung von Preisen, Konditionen und Rahmenverträgen sowie die Freigabe der Angebote,</w:t>
       </w:r>
     </w:p>
     <w:p>
@@ -205,7 +205,7 @@
           <w:sz w:val="22"/>
           <w:szCs w:val="22"/>
         </w:rPr>
-        <w:t xml:space="preserve">die Absatz-, Umsatz- und Budgetplanung einschließlich Forecasting und Reporting an die Geschäftsleitung sowie die Jahresplanung des Produktbereichs Wirk für sämtliche Gesellschaften der Division Textile,</w:t>
+        <w:t xml:space="preserve">die Absatz-, Umsatz- und Budgetplanung mit Forecasting und Reporting an die Geschäftsleitung sowie die Jahresplanung des Produktbereichs Wirk für sämtliche Gesellschaften der Division Textile,</w:t>
       </w:r>
     </w:p>
     <w:p>
@@ -243,7 +243,7 @@
           <w:sz w:val="22"/>
           <w:szCs w:val="22"/>
         </w:rPr>
-        <w:t xml:space="preserve">ab Februar 2025 die Leitung des Customer Service (Vertriebsinnendienst) mit sieben Mitarbeitenden einschließlich Auftragsabwicklung, Angebotswesen, Reklamationsbearbeitung sowie der Steuerung und Priorisierung der Liefertermine in Abstimmung mit Produktion und Disposition,</w:t>
+        <w:t xml:space="preserve">ab Februar 2025 die Leitung des Customer Service (Vertriebsinnendienst) mit sieben Mitarbeitenden für Auftragsabwicklung, Angebotswesen, Reklamationsbearbeitung sowie für die Steuerung und Priorisierung der Liefertermine in Abstimmung mit Produktion und Disposition,</w:t>
       </w:r>
     </w:p>
     <w:p>
@@ -281,63 +281,63 @@
           <w:sz w:val="22"/>
           <w:szCs w:val="22"/>
         </w:rPr>
-        <w:t xml:space="preserve">Über sein Tagesgeschäft hinaus prägte Herr Maier mehrere bereichsübergreifende Projekte. Die weltweite Vereinheitlichung der Customer-Service-Prozesse führte er als eigenständiges Projekt erfolgreich zum Abschluss. Mit dem marktführenden Textilmaschinenhersteller baute er die Geschäftsbeziehung zu einer strategischen Partnerschaft aus, die in einem Kooperationsvertrag, enger technischer Zusammenarbeit und gemeinsam finanzierten Produktionsanlagen an unserem Standort mündete, das Geschäft langfristig absicherte und unsere technische Marktführerschaft festigte.</w:t>
-      </w:r>
-    </w:p>
-    <w:p>
-      <w:pPr>
-        <w:spacing w:after="240" w:line="276"/>
-        <w:jc w:val="both"/>
-      </w:pPr>
-      <w:r>
-        <w:rPr>
-          <w:rFonts w:ascii="Arial" w:cs="Arial" w:eastAsia="Arial" w:hAnsi="Arial"/>
-          <w:sz w:val="22"/>
-          <w:szCs w:val="22"/>
-        </w:rPr>
-        <w:t xml:space="preserve">Besonderes Engagement zeigte er bei der Digitalisierung des Vertriebs. Um die Bedürfnisse unserer Kunden systematisch zu erfassen und für die Vertriebssteuerung nutzbar zu machen, initiierte er eine eigene Vertriebsanwendung auf Basis von Microsoft Power Apps und verantwortete deren fachliche Konzeption; die technische Umsetzung erfolgte durch unsere IT nach den von ihm erarbeiteten Anforderungen. Die Anwendung führt Kundenstammdaten, den Maschinenpark und die Bewertung unserer Kunden, Wettbewerbsinformationen sowie Besuchsberichte und Vertriebsaktivitäten zusammen, bindet unsere Handelspartner in Datenpflege und Leadbearbeitung ein und steht dem Vertrieb seit dem Rollout mobil zur Verfügung. Im Kernteam für den Aufbau des neuen B2B-Portals mit Onlineshop und Händlerfunktion verantwortete er den Bereich Vertrieb – von der Anbieterauswahl über die Erstellung des Lastenhefts bis in die Detailfragen der Umsetzung; seine langjährige Kundenerfahrung, seine vertriebliche Expertise und seine genaue Kenntnis unserer SAP-Systeme waren dabei eine wesentliche Entscheidungsgrundlage.</w:t>
-      </w:r>
-    </w:p>
-    <w:p>
-      <w:pPr>
-        <w:spacing w:after="240" w:line="276"/>
-        <w:jc w:val="both"/>
-      </w:pPr>
-      <w:r>
-        <w:rPr>
-          <w:rFonts w:ascii="Arial" w:cs="Arial" w:eastAsia="Arial" w:hAnsi="Arial"/>
-          <w:sz w:val="22"/>
-          <w:szCs w:val="22"/>
-        </w:rPr>
-        <w:t xml:space="preserve">Herr Maier verfügte über ein außergewöhnlich fundiertes Fachwissen auf dem Gebiet der maschenbildenden Verfahren, das er stets sicher und zielgerichtet einsetzte. Seine ausgeprägte Produkt-, Markt- und Branchenkenntnis, insbesondere in der Kettenwirk- und Nähwirktechnik – in der bis zu 10.000 Nadeln gleichzeitig im Eingriff stehen und in ihrer Gleichmäßigkeit exakt mit den übrigen Wirkelementen harmonieren müssen –, machte ihn zu einem gefragten Ansprechpartner für Kunden, Vertriebspartner und Fachbereiche gleichermaßen. Sein Wissen erweiterte er kontinuierlich und vielfach aus eigenem Antrieb: Er absolvierte das Leadership Development Program der Kern-Liebers Firmengruppe, nahm regelmäßig an Vertriebstrainings und Coachings teil und eignete sich neue digitale Werkzeuge eigeninitiativ an.</w:t>
-      </w:r>
-    </w:p>
-    <w:p>
-      <w:pPr>
-        <w:spacing w:after="240" w:line="276"/>
-        <w:jc w:val="both"/>
-      </w:pPr>
-      <w:r>
-        <w:rPr>
-          <w:rFonts w:ascii="Arial" w:cs="Arial" w:eastAsia="Arial" w:hAnsi="Arial"/>
-          <w:sz w:val="22"/>
-          <w:szCs w:val="22"/>
-        </w:rPr>
-        <w:t xml:space="preserve">Er zeichnete sich durch eine außerordentlich hohe Einsatzbereitschaft und ausgeprägtes unternehmerisches Denken aus. Chancen und Risiken erkannte er frühzeitig, entwickelte daraus eigeninitiativ tragfähige Konzepte und setzte diese konsequent um. Seine Arbeitsweise war stets planvoll, strukturiert und äußerst sorgfältig; auch unter hoher Belastung arbeitete er ruhig, überlegt und mit gleichbleibend hoher Qualität. In Verhandlungen überzeugte er durch souveränes Auftreten, ausgeprägtes Verhandlungsgeschick und ein sicheres Gespür für die Interessenlage seiner Gesprächspartner – im nationalen wie im internationalen Umfeld. Herr Maier war jederzeit zuverlässig, loyal und – insbesondere in der Wahrnehmung seiner Preis- und Ergebnisverantwortung – absolut vertrauenswürdig.</w:t>
-      </w:r>
-    </w:p>
-    <w:p>
-      <w:pPr>
-        <w:spacing w:after="240" w:line="276"/>
-        <w:jc w:val="both"/>
-      </w:pPr>
-      <w:r>
-        <w:rPr>
-          <w:rFonts w:ascii="Arial" w:cs="Arial" w:eastAsia="Arial" w:hAnsi="Arial"/>
-          <w:sz w:val="22"/>
-          <w:szCs w:val="22"/>
-        </w:rPr>
-        <w:t xml:space="preserve">Als Führungskraft überzeugte Herr Maier durch einen kooperativen und zugleich zielorientierten Führungsstil. Er delegierte Aufgaben und Verantwortung sachgerecht, förderte die fachliche wie persönliche Entwicklung seines Teams nachhaltig und wurde von seinen Mitarbeitenden – auch über Standorte und Ländergrenzen hinweg – als verlässliche und motivierende Führungspersönlichkeit geschätzt. Als Vorgesetzter wurde er jederzeit voll anerkannt; seine Führungsleistung war stets vorbildlich. Auch über seinen eigenen Bereich hinaus war er bei schwierigen Entscheidungen ein verlässlicher Ansprechpartner für seine Kolleginnen und Kollegen, dessen Rat und Urteil im gesamten Unternehmen Gewicht hatten.</w:t>
+        <w:t xml:space="preserve">Über sein Tagesgeschäft hinaus führte Herr Maier die weltweite Vereinheitlichung der Customer-Service-Prozesse als eigenständiges Projekt erfolgreich zum Abschluss. Mit dem marktführenden Textilmaschinenhersteller baute er die Geschäftsbeziehung zu einer strategischen Partnerschaft aus, die in einem Kooperationsvertrag, enger technischer Zusammenarbeit und gemeinsam finanzierten Produktionsanlagen an unserem Standort mündete. Sie sicherte das Geschäft langfristig ab und festigte unsere technische Marktführerschaft.</w:t>
+      </w:r>
+    </w:p>
+    <w:p>
+      <w:pPr>
+        <w:spacing w:after="240" w:line="276"/>
+        <w:jc w:val="both"/>
+      </w:pPr>
+      <w:r>
+        <w:rPr>
+          <w:rFonts w:ascii="Arial" w:cs="Arial" w:eastAsia="Arial" w:hAnsi="Arial"/>
+          <w:sz w:val="22"/>
+          <w:szCs w:val="22"/>
+        </w:rPr>
+        <w:t xml:space="preserve">Um die Bedürfnisse unserer Kunden systematisch zu erfassen und für die Vertriebssteuerung nutzbar zu machen, initiierte er eine eigene Vertriebsanwendung auf Basis von Microsoft Power Apps und verantwortete deren fachliche Konzeption. Die technische Umsetzung erfolgte durch unsere IT nach den von ihm erarbeiteten Anforderungen. Die Anwendung führt Kundenstammdaten, den Maschinenpark und die Bewertung unserer Kunden, Wettbewerbsinformationen, Besuchsberichte und Vertriebsaktivitäten zusammen, bindet unsere Handelspartner in Datenpflege und Leadbearbeitung ein und steht dem Vertrieb seit dem Rollout mobil zur Verfügung. Im Kernteam für den Aufbau des neuen B2B-Portals mit Onlineshop und Händlerfunktion verantwortete er den Bereich Vertrieb von der Anbieterauswahl über die Erstellung des Lastenhefts bis in die Detailfragen der Umsetzung. Seine langjährige Kundenerfahrung, seine vertriebliche Expertise und seine genaue Kenntnis unserer SAP-Systeme waren dabei eine wesentliche Entscheidungsgrundlage.</w:t>
+      </w:r>
+    </w:p>
+    <w:p>
+      <w:pPr>
+        <w:spacing w:after="240" w:line="276"/>
+        <w:jc w:val="both"/>
+      </w:pPr>
+      <w:r>
+        <w:rPr>
+          <w:rFonts w:ascii="Arial" w:cs="Arial" w:eastAsia="Arial" w:hAnsi="Arial"/>
+          <w:sz w:val="22"/>
+          <w:szCs w:val="22"/>
+        </w:rPr>
+        <w:t xml:space="preserve">Herr Maier verfügte über ein außergewöhnlich fundiertes Fachwissen auf dem Gebiet der maschenbildenden Verfahren, das er stets sicher und zielgerichtet einsetzte. Seine ausgeprägte Produkt-, Markt- und Branchenkenntnis machte ihn zu einem gefragten Ansprechpartner für Kunden, Vertriebspartner und Fachbereiche gleichermaßen. Das gilt besonders für die Kettenwirk- und Nähwirktechnik, in der bis zu 10.000 Nadeln gleichzeitig im Eingriff stehen und in ihrer Gleichmäßigkeit exakt mit den übrigen Wirkelementen harmonieren müssen. Sein Wissen erweiterte er kontinuierlich und vielfach aus eigenem Antrieb: Er absolvierte das Leadership Development Program der Kern-Liebers Firmengruppe, nahm regelmäßig an Vertriebstrainings und Coachings teil und eignete sich neue digitale Werkzeuge eigeninitiativ an.</w:t>
+      </w:r>
+    </w:p>
+    <w:p>
+      <w:pPr>
+        <w:spacing w:after="240" w:line="276"/>
+        <w:jc w:val="both"/>
+      </w:pPr>
+      <w:r>
+        <w:rPr>
+          <w:rFonts w:ascii="Arial" w:cs="Arial" w:eastAsia="Arial" w:hAnsi="Arial"/>
+          <w:sz w:val="22"/>
+          <w:szCs w:val="22"/>
+        </w:rPr>
+        <w:t xml:space="preserve">Er zeichnete sich durch eine außerordentlich hohe Einsatzbereitschaft und ausgeprägtes unternehmerisches Denken aus. Chancen und Risiken erkannte er frühzeitig, entwickelte daraus eigeninitiativ tragfähige Konzepte und setzte diese konsequent um. Seine Arbeitsweise war stets planvoll, strukturiert und äußerst sorgfältig. Auch unter hoher Belastung arbeitete er ruhig, überlegt und mit gleichbleibend hoher Qualität. In Verhandlungen überzeugte er im nationalen wie im internationalen Umfeld durch souveränes Auftreten, ausgeprägtes Verhandlungsgeschick und ein sicheres Gespür für die Interessenlage seiner Gesprächspartner. Gerade in der Wahrnehmung seiner Preis- und Ergebnisverantwortung war Herr Maier jederzeit zuverlässig, loyal und absolut vertrauenswürdig.</w:t>
+      </w:r>
+    </w:p>
+    <w:p>
+      <w:pPr>
+        <w:spacing w:after="240" w:line="276"/>
+        <w:jc w:val="both"/>
+      </w:pPr>
+      <w:r>
+        <w:rPr>
+          <w:rFonts w:ascii="Arial" w:cs="Arial" w:eastAsia="Arial" w:hAnsi="Arial"/>
+          <w:sz w:val="22"/>
+          <w:szCs w:val="22"/>
+        </w:rPr>
+        <w:t xml:space="preserve">Als Führungskraft überzeugte Herr Maier durch einen kooperativen und zugleich zielorientierten Führungsstil. Er delegierte Aufgaben und Verantwortung sachgerecht und förderte die fachliche wie persönliche Entwicklung seines Teams nachhaltig. Seine Mitarbeitenden schätzten ihn auch über Standorte und Ländergrenzen hinweg als verlässliche und motivierende Führungspersönlichkeit. Als Vorgesetzter wurde er jederzeit voll anerkannt, seine Führungsleistung war stets vorbildlich. Auch über seinen eigenen Bereich hinaus war er bei schwierigen Entscheidungen ein verlässlicher Ansprechpartner für seine Kolleginnen und Kollegen, dessen Rat und Urteil im gesamten Unternehmen Gewicht hatten.</w:t>
       </w:r>
     </w:p>
     <w:p>
@@ -365,7 +365,7 @@
           <w:sz w:val="22"/>
           <w:szCs w:val="22"/>
         </w:rPr>
-        <w:t xml:space="preserve">Hervorzuheben ist ferner, dass Herr Maier den Umsatzanteil außerhalb des OEM-Kanals von rund 10 % auf rund 40 % steigerte und damit die Abhängigkeit von einzelnen Großkunden deutlich verringerte. Maßgeblich hierfür war der gezielte Ausbau des Endkundengeschäfts in China, der zugleich den Zugang zu den dortigen Maschinenherstellern eröffnete: Den Kundenkreis in diesem Segment erweiterte er von einem – dem Marktführer – auf sieben Hersteller, und dies in einem Marktumfeld, das von ausgeprägten regionalen Lieferantenpräferenzen geprägt ist. Weitere Neukunden gewann er in den Vereinigten Staaten, in Brasilien, Japan, Indien und in Europa. In einem von erheblichen Kostensteigerungen geprägten Marktumfeld setzte er zudem die notwendigen Preisanpassungen konsequent durch – auch gegenüber unserem umsatzstärksten Kunden – und sicherte so die Ertragskraft seines Bereichs.</w:t>
+        <w:t xml:space="preserve">Hervorzuheben ist ferner, dass Herr Maier den Umsatzanteil außerhalb des OEM-Kanals von rund 10 % auf rund 40 % steigerte und damit die Abhängigkeit von einzelnen Großkunden deutlich verringerte. Maßgeblich hierfür war der gezielte Ausbau des Endkundengeschäfts in China, der zugleich den Zugang zu den dortigen Maschinenherstellern eröffnete: Den Kundenkreis in diesem Segment erweiterte er von einem einzigen Hersteller, dem Marktführer, auf sieben, und dies in einem Markt mit ausgeprägten regionalen Lieferantenpräferenzen. Weitere Neukunden gewann er in den Vereinigten Staaten, in Brasilien, Japan, Indien und in Europa. Als die Kosten erheblich stiegen, setzte er die notwendigen Preisanpassungen konsequent durch, auch gegenüber unserem umsatzstärksten Kunden, und sicherte so die Ertragskraft seines Bereichs.</w:t>
       </w:r>
     </w:p>
     <w:p>
@@ -393,7 +393,7 @@
           <w:sz w:val="22"/>
           <w:szCs w:val="22"/>
         </w:rPr>
-        <w:t xml:space="preserve">Sein Verhalten gegenüber Vorgesetzten, Kollegen, Mitarbeitenden und Kunden war stets vorbildlich. Aufgrund seiner offenen, verbindlichen und hilfsbereiten Art war er bei allen Beteiligten gleichermaßen anerkannt und geschätzt.</w:t>
+        <w:t xml:space="preserve">Sein Verhalten gegenüber Vorgesetzten, Kolleginnen und Kollegen, Mitarbeitenden und Kunden war stets vorbildlich. Aufgrund seiner offenen, verbindlichen und hilfsbereiten Art war er bei allen Beteiligten gleichermaßen anerkannt und geschätzt.</w:t>
       </w:r>
     </w:p>
     <w:p>

--- a/zeugnis/Arbeitszeugnis_Stefan_Oliver_Maier.docx
+++ b/zeugnis/Arbeitszeugnis_Stefan_Oliver_Maier.docx
@@ -295,21 +295,21 @@
           <w:sz w:val="22"/>
           <w:szCs w:val="22"/>
         </w:rPr>
-        <w:t xml:space="preserve">Um die Bedürfnisse unserer Kunden systematisch zu erfassen und für die Vertriebssteuerung nutzbar zu machen, initiierte er eine eigene Vertriebsanwendung auf Basis von Microsoft Power Apps und verantwortete deren fachliche Konzeption. Die technische Umsetzung erfolgte durch unsere IT nach den von ihm erarbeiteten Anforderungen. Die Anwendung führt Kundenstammdaten, den Maschinenpark und die Bewertung unserer Kunden, Wettbewerbsinformationen, Besuchsberichte und Vertriebsaktivitäten zusammen, bindet unsere Handelspartner in Datenpflege und Leadbearbeitung ein und steht dem Vertrieb seit dem Rollout mobil zur Verfügung. Im Kernteam für den Aufbau des neuen B2B-Portals mit Onlineshop und Händlerfunktion verantwortete er den Bereich Vertrieb von der Anbieterauswahl über die Erstellung des Lastenhefts bis in die Detailfragen der Umsetzung. Seine langjährige Kundenerfahrung, seine vertriebliche Expertise und seine genaue Kenntnis unserer SAP-Systeme waren dabei eine wesentliche Entscheidungsgrundlage.</w:t>
-      </w:r>
-    </w:p>
-    <w:p>
-      <w:pPr>
-        <w:spacing w:after="240" w:line="276"/>
-        <w:jc w:val="both"/>
-      </w:pPr>
-      <w:r>
-        <w:rPr>
-          <w:rFonts w:ascii="Arial" w:cs="Arial" w:eastAsia="Arial" w:hAnsi="Arial"/>
-          <w:sz w:val="22"/>
-          <w:szCs w:val="22"/>
-        </w:rPr>
-        <w:t xml:space="preserve">Herr Maier verfügte über ein außergewöhnlich fundiertes Fachwissen auf dem Gebiet der maschenbildenden Verfahren, das er stets sicher und zielgerichtet einsetzte. Seine ausgeprägte Produkt-, Markt- und Branchenkenntnis machte ihn zu einem gefragten Ansprechpartner für Kunden, Vertriebspartner und Fachbereiche gleichermaßen. Das gilt besonders für die Kettenwirk- und Nähwirktechnik, in der bis zu 10.000 Nadeln gleichzeitig im Eingriff stehen und in ihrer Gleichmäßigkeit exakt mit den übrigen Wirkelementen harmonieren müssen. Sein Wissen erweiterte er kontinuierlich und vielfach aus eigenem Antrieb: Er absolvierte das Leadership Development Program der Kern-Liebers Firmengruppe, nahm regelmäßig an Vertriebstrainings und Coachings teil und eignete sich neue digitale Werkzeuge eigeninitiativ an.</w:t>
+        <w:t xml:space="preserve">Um die Bedürfnisse unserer Kunden systematisch zu erfassen und für die Vertriebssteuerung nutzbar zu machen, initiierte er eine eigene Vertriebsanwendung auf Basis von Microsoft Power Apps und verantwortete deren fachliche Konzeption. Die technische Umsetzung erfolgte durch unsere IT nach den von ihm erarbeiteten Anforderungen. Die Anwendung verbindet die Kundendaten mit dem Maschinenpark unserer Kunden, mit Wettbewerbsinformationen und Vertriebsaktivitäten und erlaubt es so, Bedarfe frühzeitig abzuleiten. Sie bindet unsere Handelspartner in Datenpflege und Leadbearbeitung ein und steht dem Vertrieb seit dem Rollout mobil zur Verfügung. Im Kernteam für den Aufbau des neuen B2B-Portals mit Onlineshop und Händlerfunktion verantwortete er den Bereich Vertrieb von der Anbieterauswahl über die Erstellung des Lastenhefts bis in die Detailfragen der Umsetzung. Seine langjährige Kundenerfahrung, seine vertriebliche Expertise und seine genaue Kenntnis unserer SAP-Systeme waren dabei eine wesentliche Entscheidungsgrundlage.</w:t>
+      </w:r>
+    </w:p>
+    <w:p>
+      <w:pPr>
+        <w:spacing w:after="240" w:line="276"/>
+        <w:jc w:val="both"/>
+      </w:pPr>
+      <w:r>
+        <w:rPr>
+          <w:rFonts w:ascii="Arial" w:cs="Arial" w:eastAsia="Arial" w:hAnsi="Arial"/>
+          <w:sz w:val="22"/>
+          <w:szCs w:val="22"/>
+        </w:rPr>
+        <w:t xml:space="preserve">Herr Maier verfügte über ein außergewöhnlich fundiertes Fachwissen auf dem Gebiet der maschenbildenden Verfahren, das er stets sicher und zielgerichtet einsetzte. Seine ausgeprägte Produkt-, Markt- und Branchenkenntnis machte ihn zu einem gefragten Ansprechpartner für Kunden, Vertriebspartner und Fachbereiche gleichermaßen. Die anwendungstechnischen Zusammenhänge der Kettenwirktechnik beherrschte er bis ins Detail, etwa das exakte Zusammenspiel von bis zu 10.000 gleichzeitig im Eingriff stehenden Nadeln mit den übrigen Wirkelementen. Sein Wissen erweiterte er kontinuierlich und vielfach aus eigenem Antrieb: Er absolvierte das Leadership Development Program der Kern-Liebers Firmengruppe, nahm regelmäßig an Vertriebstrainings und Coachings teil und eignete sich neue digitale Werkzeuge eigeninitiativ an.</w:t>
       </w:r>
     </w:p>
     <w:p>

--- a/zeugnis/Arbeitszeugnis_Stefan_Oliver_Maier.docx
+++ b/zeugnis/Arbeitszeugnis_Stefan_Oliver_Maier.docx
@@ -337,7 +337,7 @@
           <w:sz w:val="22"/>
           <w:szCs w:val="22"/>
         </w:rPr>
-        <w:t xml:space="preserve">Als Führungskraft überzeugte Herr Maier durch einen kooperativen und zugleich zielorientierten Führungsstil. Er delegierte Aufgaben und Verantwortung sachgerecht und förderte die fachliche wie persönliche Entwicklung seines Teams nachhaltig. Seine Mitarbeitenden schätzten ihn auch über Standorte und Ländergrenzen hinweg als verlässliche und motivierende Führungspersönlichkeit. Als Vorgesetzter wurde er jederzeit voll anerkannt, seine Führungsleistung war stets vorbildlich. Auch über seinen eigenen Bereich hinaus war er bei schwierigen Entscheidungen ein verlässlicher Ansprechpartner für seine Kolleginnen und Kollegen, dessen Rat und Urteil im gesamten Unternehmen Gewicht hatten.</w:t>
+        <w:t xml:space="preserve">Als Führungskraft überzeugte Herr Maier durch einen kooperativen und zugleich zielorientierten Führungsstil. Er delegierte Aufgaben und Verantwortung sachgerecht und förderte die fachliche wie persönliche Entwicklung seines Teams nachhaltig. Seine Mitarbeitenden schätzten ihn auch über Standorte und Ländergrenzen hinweg als verlässliche und motivierende Führungspersönlichkeit. Als Vorgesetzter wurde er jederzeit voll anerkannt, seine Führungsleistung war stets vorbildlich. Auch über seinen eigenen Bereich hinaus war er bei schwierigen Entscheidungen ein verlässlicher Ansprechpartner für seine Kolleginnen und Kollegen, dessen Rat und Urteil im gesamten Unternehmen Gewicht hatten. Wir haben Herrn Maier als Führungskraft erlebt, auf deren Urteil wir uns auch in schwierigen Marktphasen jederzeit verlassen konnten.</w:t>
       </w:r>
     </w:p>
     <w:p>

--- a/zeugnis/Arbeitszeugnis_Stefan_Oliver_Maier.docx
+++ b/zeugnis/Arbeitszeugnis_Stefan_Oliver_Maier.docx
@@ -4,7 +4,12 @@
   <w:body>
     <w:p>
       <w:pPr>
-        <w:spacing w:after="480"/>
+        <w:spacing w:after="0" w:line="1250" w:lineRule="exact"/>
+      </w:pPr>
+    </w:p>
+    <w:p>
+      <w:pPr>
+        <w:spacing w:after="300"/>
         <w:jc w:val="center"/>
       </w:pPr>
       <w:r>
@@ -12,16 +17,16 @@
           <w:rFonts w:ascii="Arial" w:cs="Arial" w:eastAsia="Arial" w:hAnsi="Arial"/>
           <w:b/>
           <w:bCs/>
-          <w:spacing w:val="40"/>
-          <w:sz w:val="32"/>
-          <w:szCs w:val="32"/>
+          <w:spacing w:val="30"/>
+          <w:sz w:val="30"/>
+          <w:szCs w:val="30"/>
         </w:rPr>
         <w:t xml:space="preserve">Arbeitszeugnis</w:t>
       </w:r>
     </w:p>
     <w:p>
       <w:pPr>
-        <w:spacing w:after="240" w:line="276"/>
+        <w:spacing w:after="120" w:line="240" w:lineRule="auto"/>
         <w:jc w:val="both"/>
       </w:pPr>
       <w:r>
@@ -35,7 +40,7 @@
     </w:p>
     <w:p>
       <w:pPr>
-        <w:spacing w:after="240" w:line="276"/>
+        <w:spacing w:after="120" w:line="240" w:lineRule="auto"/>
         <w:jc w:val="both"/>
       </w:pPr>
       <w:r>
@@ -49,7 +54,7 @@
     </w:p>
     <w:p>
       <w:pPr>
-        <w:spacing w:after="240" w:line="276"/>
+        <w:spacing w:after="120" w:line="240" w:lineRule="auto"/>
         <w:jc w:val="both"/>
       </w:pPr>
       <w:r>
@@ -63,7 +68,7 @@
     </w:p>
     <w:p>
       <w:pPr>
-        <w:spacing w:after="240" w:line="276"/>
+        <w:spacing w:after="120" w:line="240" w:lineRule="auto"/>
         <w:jc w:val="both"/>
       </w:pPr>
       <w:r>
@@ -82,7 +87,7 @@
           <w:ilvl w:val="0"/>
           <w:numId w:val="2"/>
         </w:numPr>
-        <w:spacing w:after="80" w:line="276"/>
+        <w:spacing w:after="40" w:line="240" w:lineRule="auto"/>
         <w:jc w:val="both"/>
       </w:pPr>
       <w:r>
@@ -101,7 +106,7 @@
           <w:ilvl w:val="0"/>
           <w:numId w:val="2"/>
         </w:numPr>
-        <w:spacing w:after="80" w:line="276"/>
+        <w:spacing w:after="40" w:line="240" w:lineRule="auto"/>
         <w:jc w:val="both"/>
       </w:pPr>
       <w:r>
@@ -120,7 +125,7 @@
           <w:ilvl w:val="0"/>
           <w:numId w:val="2"/>
         </w:numPr>
-        <w:spacing w:after="80" w:line="276"/>
+        <w:spacing w:after="40" w:line="240" w:lineRule="auto"/>
         <w:jc w:val="both"/>
       </w:pPr>
       <w:r>
@@ -139,7 +144,7 @@
           <w:ilvl w:val="0"/>
           <w:numId w:val="2"/>
         </w:numPr>
-        <w:spacing w:after="80" w:line="276"/>
+        <w:spacing w:after="40" w:line="240" w:lineRule="auto"/>
         <w:jc w:val="both"/>
       </w:pPr>
       <w:r>
@@ -158,7 +163,7 @@
           <w:ilvl w:val="0"/>
           <w:numId w:val="2"/>
         </w:numPr>
-        <w:spacing w:after="80" w:line="276"/>
+        <w:spacing w:after="40" w:line="240" w:lineRule="auto"/>
         <w:jc w:val="both"/>
       </w:pPr>
       <w:r>
@@ -177,7 +182,7 @@
           <w:ilvl w:val="0"/>
           <w:numId w:val="2"/>
         </w:numPr>
-        <w:spacing w:after="80" w:line="276"/>
+        <w:spacing w:after="40" w:line="240" w:lineRule="auto"/>
         <w:jc w:val="both"/>
       </w:pPr>
       <w:r>
@@ -196,7 +201,7 @@
           <w:ilvl w:val="0"/>
           <w:numId w:val="2"/>
         </w:numPr>
-        <w:spacing w:after="80" w:line="276"/>
+        <w:spacing w:after="40" w:line="240" w:lineRule="auto"/>
         <w:jc w:val="both"/>
       </w:pPr>
       <w:r>
@@ -215,7 +220,7 @@
           <w:ilvl w:val="0"/>
           <w:numId w:val="2"/>
         </w:numPr>
-        <w:spacing w:after="80" w:line="276"/>
+        <w:spacing w:after="40" w:line="240" w:lineRule="auto"/>
         <w:jc w:val="both"/>
       </w:pPr>
       <w:r>
@@ -234,7 +239,7 @@
           <w:ilvl w:val="0"/>
           <w:numId w:val="2"/>
         </w:numPr>
-        <w:spacing w:after="80" w:line="276"/>
+        <w:spacing w:after="40" w:line="240" w:lineRule="auto"/>
         <w:jc w:val="both"/>
       </w:pPr>
       <w:r>
@@ -253,7 +258,7 @@
           <w:ilvl w:val="0"/>
           <w:numId w:val="2"/>
         </w:numPr>
-        <w:spacing w:after="80" w:line="276"/>
+        <w:spacing w:after="40" w:line="240" w:lineRule="auto"/>
         <w:jc w:val="both"/>
       </w:pPr>
       <w:r>
@@ -267,12 +272,12 @@
     </w:p>
     <w:p>
       <w:pPr>
-        <w:spacing w:after="120"/>
-      </w:pPr>
-    </w:p>
-    <w:p>
-      <w:pPr>
-        <w:spacing w:after="240" w:line="276"/>
+        <w:spacing w:after="60" w:line="120" w:lineRule="exact"/>
+      </w:pPr>
+    </w:p>
+    <w:p>
+      <w:pPr>
+        <w:spacing w:after="120" w:line="240" w:lineRule="auto"/>
         <w:jc w:val="both"/>
       </w:pPr>
       <w:r>
@@ -286,7 +291,7 @@
     </w:p>
     <w:p>
       <w:pPr>
-        <w:spacing w:after="240" w:line="276"/>
+        <w:spacing w:after="120" w:line="240" w:lineRule="auto"/>
         <w:jc w:val="both"/>
       </w:pPr>
       <w:r>
@@ -300,7 +305,7 @@
     </w:p>
     <w:p>
       <w:pPr>
-        <w:spacing w:after="240" w:line="276"/>
+        <w:spacing w:after="120" w:line="240" w:lineRule="auto"/>
         <w:jc w:val="both"/>
       </w:pPr>
       <w:r>
@@ -314,7 +319,7 @@
     </w:p>
     <w:p>
       <w:pPr>
-        <w:spacing w:after="240" w:line="276"/>
+        <w:spacing w:after="120" w:line="240" w:lineRule="auto"/>
         <w:jc w:val="both"/>
       </w:pPr>
       <w:r>
@@ -328,7 +333,7 @@
     </w:p>
     <w:p>
       <w:pPr>
-        <w:spacing w:after="240" w:line="276"/>
+        <w:spacing w:after="120" w:line="240" w:lineRule="auto"/>
         <w:jc w:val="both"/>
       </w:pPr>
       <w:r>
@@ -342,7 +347,7 @@
     </w:p>
     <w:p>
       <w:pPr>
-        <w:spacing w:after="240" w:line="276"/>
+        <w:spacing w:after="120" w:line="240" w:lineRule="auto"/>
         <w:jc w:val="both"/>
       </w:pPr>
       <w:r>
@@ -356,7 +361,7 @@
     </w:p>
     <w:p>
       <w:pPr>
-        <w:spacing w:after="240" w:line="276"/>
+        <w:spacing w:after="120" w:line="240" w:lineRule="auto"/>
         <w:jc w:val="both"/>
       </w:pPr>
       <w:r>
@@ -370,7 +375,7 @@
     </w:p>
     <w:p>
       <w:pPr>
-        <w:spacing w:after="240" w:line="276"/>
+        <w:spacing w:after="120" w:line="240" w:lineRule="auto"/>
         <w:jc w:val="both"/>
       </w:pPr>
       <w:r>
@@ -384,7 +389,7 @@
     </w:p>
     <w:p>
       <w:pPr>
-        <w:spacing w:after="240" w:line="276"/>
+        <w:spacing w:after="120" w:line="240" w:lineRule="auto"/>
         <w:jc w:val="both"/>
       </w:pPr>
       <w:r>
@@ -398,7 +403,7 @@
     </w:p>
     <w:p>
       <w:pPr>
-        <w:spacing w:after="240" w:line="276"/>
+        <w:spacing w:after="120" w:line="240" w:lineRule="auto"/>
         <w:jc w:val="both"/>
       </w:pPr>
       <w:r>
@@ -412,7 +417,7 @@
     </w:p>
     <w:p>
       <w:pPr>
-        <w:spacing w:after="240" w:line="276"/>
+        <w:spacing w:after="120" w:line="240" w:lineRule="auto"/>
         <w:jc w:val="both"/>
       </w:pPr>
       <w:r>
@@ -426,7 +431,7 @@
     </w:p>
     <w:p>
       <w:pPr>
-        <w:spacing w:after="360" w:before="480"/>
+        <w:spacing w:after="300" w:before="300"/>
       </w:pPr>
       <w:r>
         <w:rPr>
@@ -439,7 +444,7 @@
     </w:p>
     <w:p>
       <w:pPr>
-        <w:spacing w:after="960"/>
+        <w:spacing w:after="800"/>
       </w:pPr>
       <w:r>
         <w:rPr>
@@ -454,7 +459,7 @@
     </w:p>
     <w:p>
       <w:pPr>
-        <w:spacing w:after="60"/>
+        <w:spacing w:after="40"/>
       </w:pPr>
       <w:r>
         <w:rPr>
@@ -478,7 +483,7 @@
     </w:p>
     <w:sectPr>
       <w:pgSz w:w="11906" w:h="16838" w:orient="portrait"/>
-      <w:pgMar w:top="2551" w:right="1133" w:bottom="1417" w:left="1417" w:header="708" w:footer="708" w:gutter="0"/>
+      <w:pgMar w:top="1417" w:right="1133" w:bottom="1133" w:left="1417" w:header="708" w:footer="708" w:gutter="0"/>
       <w:pgNumType/>
       <w:docGrid w:linePitch="360"/>
     </w:sectPr>
@@ -658,7 +663,7 @@
       <w:lvlText w:val="–"/>
       <w:lvlJc w:val="left"/>
       <w:pPr>
-        <w:ind w:left="453" w:hanging="283"/>
+        <w:ind w:left="396" w:hanging="226"/>
       </w:pPr>
     </w:lvl>
   </w:abstractNum>
@@ -680,8 +685,18 @@
 <file path=word/styles.xml><?xml version="1.0" encoding="utf-8"?>
 <w:styles xmlns:mc="http://schemas.openxmlformats.org/markup-compatibility/2006" xmlns:r="http://schemas.openxmlformats.org/officeDocument/2006/relationships" xmlns:w="http://schemas.openxmlformats.org/wordprocessingml/2006/main" xmlns:w14="http://schemas.microsoft.com/office/word/2010/wordml" xmlns:w15="http://schemas.microsoft.com/office/word/2012/wordml" mc:Ignorable="w14 w15">
   <w:docDefaults>
-    <w:rPrDefault/>
-    <w:pPrDefault/>
+    <w:rPrDefault>
+      <w:rPr>
+        <w:rFonts w:ascii="Arial" w:cs="Arial" w:eastAsia="Arial" w:hAnsi="Arial"/>
+        <w:sz w:val="22"/>
+        <w:szCs w:val="22"/>
+      </w:rPr>
+    </w:rPrDefault>
+    <w:pPrDefault>
+      <w:pPr>
+        <w:spacing w:after="120" w:line="240" w:lineRule="auto"/>
+      </w:pPr>
+    </w:pPrDefault>
   </w:docDefaults>
   <w:style w:type="paragraph" w:styleId="Title">
     <w:name w:val="Title"/>

--- a/zeugnis/Arbeitszeugnis_Stefan_Oliver_Maier.docx
+++ b/zeugnis/Arbeitszeugnis_Stefan_Oliver_Maier.docx
@@ -286,7 +286,7 @@
           <w:sz w:val="22"/>
           <w:szCs w:val="22"/>
         </w:rPr>
-        <w:t xml:space="preserve">Über sein Tagesgeschäft hinaus führte Herr Maier die weltweite Vereinheitlichung der Customer-Service-Prozesse als eigenständiges Projekt erfolgreich zum Abschluss. Mit dem marktführenden Textilmaschinenhersteller baute er die Geschäftsbeziehung zu einer strategischen Partnerschaft aus, die in einem Kooperationsvertrag, enger technischer Zusammenarbeit und gemeinsam finanzierten Produktionsanlagen an unserem Standort mündete. Sie sicherte das Geschäft langfristig ab und festigte unsere technische Marktführerschaft.</w:t>
+        <w:t xml:space="preserve">Über sein Tagesgeschäft hinaus führte Herr Maier die weltweite Vereinheitlichung der Customer-Service-Prozesse als eigenständiges Projekt erfolgreich zum Abschluss. Die Märkte Süd- und Zentralamerikas übertrug er auf unsere nordamerikanische Vertriebsgesellschaft und fasste sie mit dieser zur Region Americas zusammen. Die Betreuung des amerikanischen Doppelkontinents erfolgt seither aus einer Hand. Mit dem marktführenden Textilmaschinenhersteller baute er die Geschäftsbeziehung zu einer strategischen Partnerschaft aus, die in einem Kooperationsvertrag, enger technischer Zusammenarbeit und gemeinsam finanzierten Produktionsanlagen an unserem Standort mündete. Sie sicherte das Geschäft langfristig ab und festigte unsere technische Marktführerschaft.</w:t>
       </w:r>
     </w:p>
     <w:p>

--- a/zeugnis/Arbeitszeugnis_Stefan_Oliver_Maier.docx
+++ b/zeugnis/Arbeitszeugnis_Stefan_Oliver_Maier.docx
@@ -286,7 +286,7 @@
           <w:sz w:val="22"/>
           <w:szCs w:val="22"/>
         </w:rPr>
-        <w:t xml:space="preserve">Über sein Tagesgeschäft hinaus führte Herr Maier die weltweite Vereinheitlichung der Customer-Service-Prozesse als eigenständiges Projekt erfolgreich zum Abschluss. Die Märkte Süd- und Zentralamerikas übertrug er auf unsere nordamerikanische Vertriebsgesellschaft und fasste sie mit dieser zur Region Americas zusammen. Die Betreuung des amerikanischen Doppelkontinents erfolgt seither aus einer Hand. Mit dem marktführenden Textilmaschinenhersteller baute er die Geschäftsbeziehung zu einer strategischen Partnerschaft aus, die in einem Kooperationsvertrag, enger technischer Zusammenarbeit und gemeinsam finanzierten Produktionsanlagen an unserem Standort mündete. Sie sicherte das Geschäft langfristig ab und festigte unsere technische Marktführerschaft.</w:t>
+        <w:t xml:space="preserve">Über sein Tagesgeschäft hinaus führte Herr Maier die weltweite Vereinheitlichung der Customer-Service-Prozesse als eigenständiges Projekt erfolgreich zum Abschluss. Ende 2024 übertrug er die Märkte Süd- und Zentralamerikas auf unsere nordamerikanische Vertriebsgesellschaft und fasste sie mit dieser zur Region Americas zusammen. Die Kunden des amerikanischen Doppelkontinents werden seither aus der Region selbst und in ihrer eigenen Zeitzone betreut. Die damit gewonnene Markt- und Kundennähe führte zu zusätzlichem Umsatz. Mit dem marktführenden Textilmaschinenhersteller baute er die Geschäftsbeziehung zu einer strategischen Partnerschaft aus, die in einem Kooperationsvertrag, enger technischer Zusammenarbeit und gemeinsam finanzierten Produktionsanlagen an unserem Standort mündete. Sie sicherte das Geschäft langfristig ab und festigte unsere technische Marktführerschaft.</w:t>
       </w:r>
     </w:p>
     <w:p>
